--- a/docs/informes/Informe4a_Pruebas_de_Sistema_AbasteceNi_v1.0.docx
+++ b/docs/informes/Informe4a_Pruebas_de_Sistema_AbasteceNi_v1.0.docx
@@ -1499,9 +1499,89 @@
       </w:r>
       <w:bookmarkEnd w:id="5"/>
     </w:p>
-    <rootKey>w:p</rootKey>
-    <rootKey>w:p</rootKey>
-    <rootKey>w:p</rootKey>
+    <w:p>
+      <w:pPr>
+        <w:pStyle w:val="ListParagraph"/>
+        <w:numPr>
+          <w:ilvl w:val="0"/>
+          <w:numId w:val="2"/>
+        </w:numPr>
+        <w:spacing w:after="60"/>
+        <w:jc w:val="left"/>
+      </w:pPr>
+      <w:r>
+        <w:rPr>
+          <w:b/>
+          <w:bCs/>
+        </w:rPr>
+        <w:t xml:space="preserve">ISO/IEC/IEEE 29119-1:2022</w:t>
+      </w:r>
+      <w:r>
+        <w:t xml:space="preserve">, conceptos; </w:t>
+      </w:r>
+      <w:r>
+        <w:rPr>
+          <w:b/>
+          <w:bCs/>
+        </w:rPr>
+        <w:t xml:space="preserve">29119-2:2021</w:t>
+      </w:r>
+      <w:r>
+        <w:t xml:space="preserve">, procesos; </w:t>
+      </w:r>
+      <w:r>
+        <w:rPr>
+          <w:b/>
+          <w:bCs/>
+        </w:rPr>
+        <w:t xml:space="preserve">29119-3:2021</w:t>
+      </w:r>
+      <w:r>
+        <w:t xml:space="preserve">, documentación: plan, especificación de diseño, casos y procedimientos, e informe de finalización.</w:t>
+      </w:r>
+    </w:p>
+    <w:p>
+      <w:pPr>
+        <w:pStyle w:val="ListParagraph"/>
+        <w:numPr>
+          <w:ilvl w:val="0"/>
+          <w:numId w:val="2"/>
+        </w:numPr>
+        <w:spacing w:after="60"/>
+        <w:jc w:val="left"/>
+      </w:pPr>
+      <w:r>
+        <w:rPr>
+          <w:b/>
+          <w:bCs/>
+        </w:rPr>
+        <w:t xml:space="preserve">ISO/IEC/IEEE 29148:2011</w:t>
+      </w:r>
+      <w:r>
+        <w:t xml:space="preserve">, §5.2.5: cada requisito es verificable y su criterio de aceptación se convierte en caso de prueba.</w:t>
+      </w:r>
+    </w:p>
+    <w:p>
+      <w:pPr>
+        <w:pStyle w:val="ListParagraph"/>
+        <w:numPr>
+          <w:ilvl w:val="0"/>
+          <w:numId w:val="2"/>
+        </w:numPr>
+        <w:spacing w:after="60"/>
+        <w:jc w:val="left"/>
+      </w:pPr>
+      <w:r>
+        <w:rPr>
+          <w:b/>
+          <w:bCs/>
+        </w:rPr>
+        <w:t xml:space="preserve">ISO/IEC 27002:2022</w:t>
+      </w:r>
+      <w:r>
+        <w:t xml:space="preserve">, control 8.31: el entorno de sistema usa secretos de un solo uso y se destruye al terminar.</w:t>
+      </w:r>
+    </w:p>
     <w:p>
       <w:pPr>
         <w:pStyle w:val="Heading1"/>
@@ -3390,9 +3470,102 @@
       </w:r>
       <w:bookmarkEnd w:id="9"/>
     </w:p>
-    <rootKey>w:p</rootKey>
-    <rootKey>w:p</rootKey>
-    <rootKey>w:p</rootKey>
+    <w:p>
+      <w:pPr>
+        <w:pStyle w:val="ListParagraph"/>
+        <w:numPr>
+          <w:ilvl w:val="0"/>
+          <w:numId w:val="2"/>
+        </w:numPr>
+        <w:spacing w:after="60"/>
+        <w:jc w:val="left"/>
+      </w:pPr>
+      <w:r>
+        <w:rPr>
+          <w:b/>
+          <w:bCs/>
+        </w:rPr>
+        <w:t xml:space="preserve">Pruebas de extremo a extremo.</w:t>
+      </w:r>
+      <w:r>
+        <w:t xml:space="preserve"> Desde la raíz del repositorio: </w:t>
+      </w:r>
+      <w:r>
+        <w:rPr>
+          <w:rFonts w:ascii="Consolas" w:cs="Consolas" w:eastAsia="Consolas" w:hAnsi="Consolas"/>
+          <w:sz w:val="20"/>
+          <w:szCs w:val="20"/>
+        </w:rPr>
+        <w:t xml:space="preserve">bash herramientas/sistema/ejecutar.sh</w:t>
+      </w:r>
+      <w:r>
+        <w:t xml:space="preserve">.</w:t>
+      </w:r>
+    </w:p>
+    <w:p>
+      <w:pPr>
+        <w:pStyle w:val="ListParagraph"/>
+        <w:numPr>
+          <w:ilvl w:val="0"/>
+          <w:numId w:val="2"/>
+        </w:numPr>
+        <w:spacing w:after="60"/>
+        <w:jc w:val="left"/>
+      </w:pPr>
+      <w:r>
+        <w:rPr>
+          <w:b/>
+          <w:bCs/>
+        </w:rPr>
+        <w:t xml:space="preserve">Qué hace el guion:</w:t>
+      </w:r>
+      <w:r>
+        <w:t xml:space="preserve"> (1) genera claves y secretos aleatorios de un solo uso; (2) construye las imágenes y levanta PostgreSQL, migraciones, siembra, API, trabajador y web; (3) espera a que </w:t>
+      </w:r>
+      <w:r>
+        <w:rPr>
+          <w:rFonts w:ascii="Consolas" w:cs="Consolas" w:eastAsia="Consolas" w:hAnsi="Consolas"/>
+          <w:sz w:val="20"/>
+          <w:szCs w:val="20"/>
+        </w:rPr>
+        <w:t xml:space="preserve">/api/v1/salud</w:t>
+      </w:r>
+      <w:r>
+        <w:t xml:space="preserve"> responda a través de nginx; (4) ejecuta Playwright; (5) guarda el registro de la API y del trabajador; (6) destruye el entorno con sus volúmenes.</w:t>
+      </w:r>
+    </w:p>
+    <w:p>
+      <w:pPr>
+        <w:pStyle w:val="ListParagraph"/>
+        <w:numPr>
+          <w:ilvl w:val="0"/>
+          <w:numId w:val="2"/>
+        </w:numPr>
+        <w:spacing w:after="60"/>
+        <w:jc w:val="left"/>
+      </w:pPr>
+      <w:r>
+        <w:rPr>
+          <w:b/>
+          <w:bCs/>
+        </w:rPr>
+        <w:t xml:space="preserve">Pruebas de integración HTTP.</w:t>
+      </w:r>
+      <w:r>
+        <w:t xml:space="preserve"> </w:t>
+      </w:r>
+      <w:r>
+        <w:rPr>
+          <w:rFonts w:ascii="Consolas" w:cs="Consolas" w:eastAsia="Consolas" w:hAnsi="Consolas"/>
+          <w:sz w:val="20"/>
+          <w:szCs w:val="20"/>
+        </w:rPr>
+        <w:t xml:space="preserve">npm test -w @abasteceni/backend</w:t>
+      </w:r>
+      <w:r>
+        <w:t xml:space="preserve"> levanta la composición real de la API sobre un PostgreSQL efímero por archivo y valida cada respuesta contra el contrato.</w:t>
+      </w:r>
+    </w:p>
     <w:p>
       <w:pPr>
         <w:pStyle w:val="Heading2"/>
@@ -10351,9 +10524,103 @@
       </w:r>
       <w:bookmarkEnd w:id="19"/>
     </w:p>
-    <rootKey>w:p</rootKey>
-    <rootKey>w:p</rootKey>
-    <rootKey>w:p</rootKey>
+    <w:p>
+      <w:pPr>
+        <w:pStyle w:val="ListParagraph"/>
+        <w:numPr>
+          <w:ilvl w:val="0"/>
+          <w:numId w:val="2"/>
+        </w:numPr>
+        <w:spacing w:after="60"/>
+        <w:jc w:val="left"/>
+      </w:pPr>
+      <w:r>
+        <w:t xml:space="preserve">Escenarios de extremo a extremo: </w:t>
+      </w:r>
+      <w:r>
+        <w:rPr>
+          <w:rFonts w:ascii="Consolas" w:cs="Consolas" w:eastAsia="Consolas" w:hAnsi="Consolas"/>
+          <w:sz w:val="20"/>
+          <w:szCs w:val="20"/>
+        </w:rPr>
+        <w:t xml:space="preserve">docs/evidencia/pruebas/it-01/sistema/junit.xml</w:t>
+      </w:r>
+      <w:r>
+        <w:t xml:space="preserve"> (8 casos), </w:t>
+      </w:r>
+      <w:r>
+        <w:rPr>
+          <w:rFonts w:ascii="Consolas" w:cs="Consolas" w:eastAsia="Consolas" w:hAnsi="Consolas"/>
+          <w:sz w:val="20"/>
+          <w:szCs w:val="20"/>
+        </w:rPr>
+        <w:t xml:space="preserve">docs/evidencia/pruebas/it-02/sistema/junit.xml</w:t>
+      </w:r>
+      <w:r>
+        <w:t xml:space="preserve"> (13 casos) y </w:t>
+      </w:r>
+      <w:r>
+        <w:rPr>
+          <w:rFonts w:ascii="Consolas" w:cs="Consolas" w:eastAsia="Consolas" w:hAnsi="Consolas"/>
+          <w:sz w:val="20"/>
+          <w:szCs w:val="20"/>
+        </w:rPr>
+        <w:t xml:space="preserve">docs/evidencia/pruebas/it-02/experiencia/sistema-junit.xml</w:t>
+      </w:r>
+      <w:r>
+        <w:t xml:space="preserve"> (21 casos, con accesibilidad y capturas).</w:t>
+      </w:r>
+    </w:p>
+    <w:p>
+      <w:pPr>
+        <w:pStyle w:val="ListParagraph"/>
+        <w:numPr>
+          <w:ilvl w:val="0"/>
+          <w:numId w:val="2"/>
+        </w:numPr>
+        <w:spacing w:after="60"/>
+        <w:jc w:val="left"/>
+      </w:pPr>
+      <w:r>
+        <w:t xml:space="preserve">Integración HTTP: </w:t>
+      </w:r>
+      <w:r>
+        <w:rPr>
+          <w:rFonts w:ascii="Consolas" w:cs="Consolas" w:eastAsia="Consolas" w:hAnsi="Consolas"/>
+          <w:sz w:val="20"/>
+          <w:szCs w:val="20"/>
+        </w:rPr>
+        <w:t xml:space="preserve">docs/evidencia/pruebas/it-02/backend/junit.xml</w:t>
+      </w:r>
+      <w:r>
+        <w:t xml:space="preserve"> (156 casos de la batería principal, de los cuales 48 son de integración).</w:t>
+      </w:r>
+    </w:p>
+    <w:p>
+      <w:pPr>
+        <w:pStyle w:val="ListParagraph"/>
+        <w:numPr>
+          <w:ilvl w:val="0"/>
+          <w:numId w:val="2"/>
+        </w:numPr>
+        <w:spacing w:after="60"/>
+        <w:jc w:val="left"/>
+      </w:pPr>
+      <w:r>
+        <w:t xml:space="preserve">Registro de los servicios durante la prueba: </w:t>
+      </w:r>
+      <w:r>
+        <w:rPr>
+          <w:rFonts w:ascii="Consolas" w:cs="Consolas" w:eastAsia="Consolas" w:hAnsi="Consolas"/>
+          <w:sz w:val="20"/>
+          <w:szCs w:val="20"/>
+        </w:rPr>
+        <w:t xml:space="preserve">docs/evidencia/pruebas/it-02/sistema/servicios.log</w:t>
+      </w:r>
+      <w:r>
+        <w:t xml:space="preserve">. Contiene solo método, ruta declarada, estado y duración, sin datos personales (V-03).</w:t>
+      </w:r>
+    </w:p>
     <w:sectPr>
       <w:headerReference w:type="default" r:id="rId6"/>
       <w:headerReference w:type="first" r:id="rId7"/>
@@ -10629,6 +10896,15 @@
   <w:num w:numId="1">
     <w:abstractNumId w:val="1"/>
     <w:lvlOverride w:ilvl="0">
+      <w:startOverride w:val="1"/>
+    </w:lvlOverride>
+  </w:num>
+  <w:num w:numId="2">
+    <w:abstractNumId w:val="2"/>
+    <w:lvlOverride w:ilvl="0">
+      <w:startOverride w:val="1"/>
+    </w:lvlOverride>
+    <w:lvlOverride w:ilvl="1">
       <w:startOverride w:val="1"/>
     </w:lvlOverride>
   </w:num>

--- a/docs/informes/Informe4a_Pruebas_de_Sistema_AbasteceNi_v1.0.docx
+++ b/docs/informes/Informe4a_Pruebas_de_Sistema_AbasteceNi_v1.0.docx
@@ -783,7 +783,7 @@
         <w:jc w:val="both"/>
       </w:pPr>
       <w:r>
-        <w:t xml:space="preserve">Las pruebas cubren lo construido en IT-00, IT-01 e IT-02 (tramo A). Las de extremo a extremo se ejecutan en el trabajo 10 de la CI (DIS-14); la ejecución citada es la ejecución 39036501600, sobre la rama </w:t>
+        <w:t xml:space="preserve">Las pruebas cubren lo construido en IT-00, IT-01 e IT-02 (tramo A). Las de extremo a extremo se ejecutan en el trabajo 10 de la CI (DIS-14); la ejecución citada es la ejecución 39042977012, sobre la rama </w:t>
       </w:r>
       <w:r>
         <w:rPr>
@@ -791,10 +791,10 @@
           <w:sz w:val="20"/>
           <w:szCs w:val="20"/>
         </w:rPr>
-        <w:t xml:space="preserve">it-02/informes</w:t>
+        <w:t xml:space="preserve">it-02/bloqueo</w:t>
       </w:r>
       <w:r>
-        <w:t xml:space="preserve">, que contiene el código de IT-02 y los escenarios de accesibilidad añadidos para el informe 2. IT-00 e IT-01 están integradas en </w:t>
+        <w:t xml:space="preserve">, que contiene el código de IT-02, los escenarios de accesibilidad del informe 2 y los de CT-SEG-07. IT-00, IT-01 e IT-02 (tramo A) están integradas en </w:t>
       </w:r>
       <w:r>
         <w:rPr>
@@ -805,17 +805,7 @@
         <w:t xml:space="preserve">main</w:t>
       </w:r>
       <w:r>
-        <w:t xml:space="preserve"> (PR #1 y #2). IT-02 (tramo A) está </w:t>
-      </w:r>
-      <w:r>
-        <w:rPr>
-          <w:b/>
-          <w:bCs/>
-        </w:rPr>
-        <w:t xml:space="preserve">construida y verificada, pendiente de la revisión cruzada</w:t>
-      </w:r>
-      <w:r>
-        <w:t xml:space="preserve"> (PR #3) para integrarse (DM-04, condiciones 5 y 6), y por eso se presenta como construida en rama y no como parte del incremento integrado.</w:t>
+        <w:t xml:space="preserve"> (PR #1, #2 y #3), con la batería en verde.</w:t>
       </w:r>
     </w:p>
     <w:p>
@@ -2895,6 +2885,124 @@
                 <w:sz w:val="18"/>
                 <w:szCs w:val="18"/>
               </w:rPr>
+              <w:t xml:space="preserve">Cuatro intentos fallidos responden 401; el quinto bloquea; durante el bloqueo la clave correcta también falla; aviso al correo</w:t>
+            </w:r>
+          </w:p>
+        </w:tc>
+        <w:tc>
+          <w:tcPr>
+            <w:tcW w:type="dxa" w:w="1872"/>
+            <w:tcBorders>
+              <w:top w:val="single" w:color="A6A6A6" w:sz="4"/>
+              <w:left w:val="single" w:color="A6A6A6" w:sz="4"/>
+              <w:bottom w:val="single" w:color="A6A6A6" w:sz="4"/>
+              <w:right w:val="single" w:color="A6A6A6" w:sz="4"/>
+            </w:tcBorders>
+            <w:tcMar>
+              <w:top w:type="dxa" w:w="60"/>
+              <w:left w:type="dxa" w:w="90"/>
+              <w:bottom w:type="dxa" w:w="60"/>
+              <w:right w:type="dxa" w:w="90"/>
+            </w:tcMar>
+          </w:tcPr>
+          <w:p>
+            <w:pPr>
+              <w:spacing w:after="30"/>
+            </w:pPr>
+            <w:r>
+              <w:rPr>
+                <w:sz w:val="18"/>
+                <w:szCs w:val="18"/>
+              </w:rPr>
+              <w:t xml:space="preserve">CT-SEG-07</w:t>
+            </w:r>
+          </w:p>
+        </w:tc>
+        <w:tc>
+          <w:tcPr>
+            <w:tcW w:type="dxa" w:w="2433"/>
+            <w:tcBorders>
+              <w:top w:val="single" w:color="A6A6A6" w:sz="4"/>
+              <w:left w:val="single" w:color="A6A6A6" w:sz="4"/>
+              <w:bottom w:val="single" w:color="A6A6A6" w:sz="4"/>
+              <w:right w:val="single" w:color="A6A6A6" w:sz="4"/>
+            </w:tcBorders>
+            <w:tcMar>
+              <w:top w:type="dxa" w:w="60"/>
+              <w:left w:type="dxa" w:w="90"/>
+              <w:bottom w:type="dxa" w:w="60"/>
+              <w:right w:type="dxa" w:w="90"/>
+            </w:tcMar>
+          </w:tcPr>
+          <w:p>
+            <w:pPr>
+              <w:spacing w:after="30"/>
+            </w:pPr>
+            <w:r>
+              <w:rPr>
+                <w:sz w:val="18"/>
+                <w:szCs w:val="18"/>
+              </w:rPr>
+              <w:t xml:space="preserve">Valor límite 4/5 intentos; transición de estado</w:t>
+            </w:r>
+          </w:p>
+        </w:tc>
+        <w:tc>
+          <w:tcPr>
+            <w:tcW w:type="dxa" w:w="1686"/>
+            <w:tcBorders>
+              <w:top w:val="single" w:color="A6A6A6" w:sz="4"/>
+              <w:left w:val="single" w:color="A6A6A6" w:sz="4"/>
+              <w:bottom w:val="single" w:color="A6A6A6" w:sz="4"/>
+              <w:right w:val="single" w:color="A6A6A6" w:sz="4"/>
+            </w:tcBorders>
+            <w:tcMar>
+              <w:top w:type="dxa" w:w="60"/>
+              <w:left w:type="dxa" w:w="90"/>
+              <w:bottom w:type="dxa" w:w="60"/>
+              <w:right w:type="dxa" w:w="90"/>
+            </w:tcMar>
+          </w:tcPr>
+          <w:p>
+            <w:pPr>
+              <w:spacing w:after="30"/>
+            </w:pPr>
+            <w:r>
+              <w:rPr>
+                <w:sz w:val="18"/>
+                <w:szCs w:val="18"/>
+              </w:rPr>
+              <w:t xml:space="preserve">Sistema e integración HTTP</w:t>
+            </w:r>
+          </w:p>
+        </w:tc>
+      </w:tr>
+      <w:tr>
+        <w:tc>
+          <w:tcPr>
+            <w:tcW w:type="dxa" w:w="3369"/>
+            <w:tcBorders>
+              <w:top w:val="single" w:color="A6A6A6" w:sz="4"/>
+              <w:left w:val="single" w:color="A6A6A6" w:sz="4"/>
+              <w:bottom w:val="single" w:color="A6A6A6" w:sz="4"/>
+              <w:right w:val="single" w:color="A6A6A6" w:sz="4"/>
+            </w:tcBorders>
+            <w:tcMar>
+              <w:top w:type="dxa" w:w="60"/>
+              <w:left w:type="dxa" w:w="90"/>
+              <w:bottom w:type="dxa" w:w="60"/>
+              <w:right w:type="dxa" w:w="90"/>
+            </w:tcMar>
+          </w:tcPr>
+          <w:p>
+            <w:pPr>
+              <w:spacing w:after="30"/>
+            </w:pPr>
+            <w:r>
+              <w:rPr>
+                <w:sz w:val="18"/>
+                <w:szCs w:val="18"/>
+              </w:rPr>
               <w:t xml:space="preserve">La decisión consta en la bitácora y no puede modificarse</w:t>
             </w:r>
           </w:p>
@@ -3582,7 +3690,7 @@
         <w:jc w:val="both"/>
       </w:pPr>
       <w:r>
-        <w:t xml:space="preserve">Casos ejecutados en la ejecución 39036501600 de la CI (trabajo 10), con sus tiempos:</w:t>
+        <w:t xml:space="preserve">Casos ejecutados en la ejecución 39042977012 de la CI (trabajo 10), con sus tiempos:</w:t>
       </w:r>
     </w:p>
     <w:tbl>
@@ -3882,7 +3990,7 @@
                 <w:sz w:val="18"/>
                 <w:szCs w:val="18"/>
               </w:rPr>
-              <w:t xml:space="preserve">0,69 s</w:t>
+              <w:t xml:space="preserve">0,45 s</w:t>
             </w:r>
           </w:p>
         </w:tc>
@@ -4029,7 +4137,7 @@
                 <w:sz w:val="18"/>
                 <w:szCs w:val="18"/>
               </w:rPr>
-              <w:t xml:space="preserve">0,71 s</w:t>
+              <w:t xml:space="preserve">0,48 s</w:t>
             </w:r>
           </w:p>
         </w:tc>
@@ -4176,7 +4284,7 @@
                 <w:sz w:val="18"/>
                 <w:szCs w:val="18"/>
               </w:rPr>
-              <w:t xml:space="preserve">0,63 s</w:t>
+              <w:t xml:space="preserve">0,42 s</w:t>
             </w:r>
           </w:p>
         </w:tc>
@@ -4323,7 +4431,7 @@
                 <w:sz w:val="18"/>
                 <w:szCs w:val="18"/>
               </w:rPr>
-              <w:t xml:space="preserve">0,80 s</w:t>
+              <w:t xml:space="preserve">0,55 s</w:t>
             </w:r>
           </w:p>
         </w:tc>
@@ -4470,7 +4578,7 @@
                 <w:sz w:val="18"/>
                 <w:szCs w:val="18"/>
               </w:rPr>
-              <w:t xml:space="preserve">0,79 s</w:t>
+              <w:t xml:space="preserve">0,51 s</w:t>
             </w:r>
           </w:p>
         </w:tc>
@@ -4617,7 +4725,7 @@
                 <w:sz w:val="18"/>
                 <w:szCs w:val="18"/>
               </w:rPr>
-              <w:t xml:space="preserve">0,27 s</w:t>
+              <w:t xml:space="preserve">0,17 s</w:t>
             </w:r>
           </w:p>
         </w:tc>
@@ -4764,7 +4872,7 @@
                 <w:sz w:val="18"/>
                 <w:szCs w:val="18"/>
               </w:rPr>
-              <w:t xml:space="preserve">0,38 s</w:t>
+              <w:t xml:space="preserve">0,28 s</w:t>
             </w:r>
           </w:p>
         </w:tc>
@@ -4911,7 +5019,7 @@
                 <w:sz w:val="18"/>
                 <w:szCs w:val="18"/>
               </w:rPr>
-              <w:t xml:space="preserve">1,44 s</w:t>
+              <w:t xml:space="preserve">1,01 s</w:t>
             </w:r>
           </w:p>
         </w:tc>
@@ -5058,7 +5166,7 @@
                 <w:sz w:val="18"/>
                 <w:szCs w:val="18"/>
               </w:rPr>
-              <w:t xml:space="preserve">0,51 s</w:t>
+              <w:t xml:space="preserve">0,42 s</w:t>
             </w:r>
           </w:p>
         </w:tc>
@@ -5205,7 +5313,7 @@
                 <w:sz w:val="18"/>
                 <w:szCs w:val="18"/>
               </w:rPr>
-              <w:t xml:space="preserve">0,89 s</w:t>
+              <w:t xml:space="preserve">0,87 s</w:t>
             </w:r>
           </w:p>
         </w:tc>
@@ -5352,7 +5460,7 @@
                 <w:sz w:val="18"/>
                 <w:szCs w:val="18"/>
               </w:rPr>
-              <w:t xml:space="preserve">0,94 s</w:t>
+              <w:t xml:space="preserve">0,77 s</w:t>
             </w:r>
           </w:p>
         </w:tc>
@@ -5499,7 +5607,7 @@
                 <w:sz w:val="18"/>
                 <w:szCs w:val="18"/>
               </w:rPr>
-              <w:t xml:space="preserve">1,82 s</w:t>
+              <w:t xml:space="preserve">1,52 s</w:t>
             </w:r>
           </w:p>
         </w:tc>
@@ -5646,7 +5754,7 @@
                 <w:sz w:val="18"/>
                 <w:szCs w:val="18"/>
               </w:rPr>
-              <w:t xml:space="preserve">1,45 s</w:t>
+              <w:t xml:space="preserve">1,26 s</w:t>
             </w:r>
           </w:p>
         </w:tc>
@@ -5793,7 +5901,7 @@
                 <w:sz w:val="18"/>
                 <w:szCs w:val="18"/>
               </w:rPr>
-              <w:t xml:space="preserve">0,45 s</w:t>
+              <w:t xml:space="preserve">0,36 s</w:t>
             </w:r>
           </w:p>
         </w:tc>
@@ -5940,7 +6048,7 @@
                 <w:sz w:val="18"/>
                 <w:szCs w:val="18"/>
               </w:rPr>
-              <w:t xml:space="preserve">0,35 s</w:t>
+              <w:t xml:space="preserve">0,27 s</w:t>
             </w:r>
           </w:p>
         </w:tc>
@@ -6087,7 +6195,7 @@
                 <w:sz w:val="18"/>
                 <w:szCs w:val="18"/>
               </w:rPr>
-              <w:t xml:space="preserve">0,65 s</w:t>
+              <w:t xml:space="preserve">0,50 s</w:t>
             </w:r>
           </w:p>
         </w:tc>
@@ -6234,7 +6342,7 @@
                 <w:sz w:val="18"/>
                 <w:szCs w:val="18"/>
               </w:rPr>
-              <w:t xml:space="preserve">0,24 s</w:t>
+              <w:t xml:space="preserve">0,16 s</w:t>
             </w:r>
           </w:p>
         </w:tc>
@@ -6381,7 +6489,7 @@
                 <w:sz w:val="18"/>
                 <w:szCs w:val="18"/>
               </w:rPr>
-              <w:t xml:space="preserve">1,33 s</w:t>
+              <w:t xml:space="preserve">1,24 s</w:t>
             </w:r>
           </w:p>
         </w:tc>
@@ -6528,7 +6636,7 @@
                 <w:sz w:val="18"/>
                 <w:szCs w:val="18"/>
               </w:rPr>
-              <w:t xml:space="preserve">0,47 s</w:t>
+              <w:t xml:space="preserve">0,38 s</w:t>
             </w:r>
           </w:p>
         </w:tc>
@@ -6675,7 +6783,7 @@
                 <w:sz w:val="18"/>
                 <w:szCs w:val="18"/>
               </w:rPr>
-              <w:t xml:space="preserve">0,60 s</w:t>
+              <w:t xml:space="preserve">0,48 s</w:t>
             </w:r>
           </w:p>
         </w:tc>
@@ -6822,7 +6930,154 @@
                 <w:sz w:val="18"/>
                 <w:szCs w:val="18"/>
               </w:rPr>
-              <w:t xml:space="preserve">0,31 s</w:t>
+              <w:t xml:space="preserve">0,23 s</w:t>
+            </w:r>
+          </w:p>
+        </w:tc>
+        <w:tc>
+          <w:tcPr>
+            <w:tcW w:type="dxa" w:w="1218"/>
+            <w:tcBorders>
+              <w:top w:val="single" w:color="A6A6A6" w:sz="4"/>
+              <w:left w:val="single" w:color="A6A6A6" w:sz="4"/>
+              <w:bottom w:val="single" w:color="A6A6A6" w:sz="4"/>
+              <w:right w:val="single" w:color="A6A6A6" w:sz="4"/>
+            </w:tcBorders>
+            <w:tcMar>
+              <w:top w:type="dxa" w:w="60"/>
+              <w:left w:type="dxa" w:w="90"/>
+              <w:bottom w:type="dxa" w:w="60"/>
+              <w:right w:type="dxa" w:w="90"/>
+            </w:tcMar>
+          </w:tcPr>
+          <w:p>
+            <w:pPr>
+              <w:spacing w:after="30"/>
+            </w:pPr>
+            <w:r>
+              <w:rPr>
+                <w:sz w:val="18"/>
+                <w:szCs w:val="18"/>
+              </w:rPr>
+              <w:t xml:space="preserve">Pasa</w:t>
+            </w:r>
+          </w:p>
+        </w:tc>
+      </w:tr>
+      <w:tr>
+        <w:tc>
+          <w:tcPr>
+            <w:tcW w:type="dxa" w:w="936"/>
+            <w:tcBorders>
+              <w:top w:val="single" w:color="A6A6A6" w:sz="4"/>
+              <w:left w:val="single" w:color="A6A6A6" w:sz="4"/>
+              <w:bottom w:val="single" w:color="A6A6A6" w:sz="4"/>
+              <w:right w:val="single" w:color="A6A6A6" w:sz="4"/>
+            </w:tcBorders>
+            <w:tcMar>
+              <w:top w:type="dxa" w:w="60"/>
+              <w:left w:type="dxa" w:w="90"/>
+              <w:bottom w:type="dxa" w:w="60"/>
+              <w:right w:type="dxa" w:w="90"/>
+            </w:tcMar>
+          </w:tcPr>
+          <w:p>
+            <w:pPr>
+              <w:spacing w:after="30"/>
+            </w:pPr>
+            <w:r>
+              <w:rPr>
+                <w:sz w:val="18"/>
+                <w:szCs w:val="18"/>
+              </w:rPr>
+              <w:t xml:space="preserve">CP-SIS-22</w:t>
+            </w:r>
+          </w:p>
+        </w:tc>
+        <w:tc>
+          <w:tcPr>
+            <w:tcW w:type="dxa" w:w="1497"/>
+            <w:tcBorders>
+              <w:top w:val="single" w:color="A6A6A6" w:sz="4"/>
+              <w:left w:val="single" w:color="A6A6A6" w:sz="4"/>
+              <w:bottom w:val="single" w:color="A6A6A6" w:sz="4"/>
+              <w:right w:val="single" w:color="A6A6A6" w:sz="4"/>
+            </w:tcBorders>
+            <w:tcMar>
+              <w:top w:type="dxa" w:w="60"/>
+              <w:left w:type="dxa" w:w="90"/>
+              <w:bottom w:type="dxa" w:w="60"/>
+              <w:right w:type="dxa" w:w="90"/>
+            </w:tcMar>
+          </w:tcPr>
+          <w:p>
+            <w:pPr>
+              <w:spacing w:after="30"/>
+            </w:pPr>
+            <w:r>
+              <w:rPr>
+                <w:sz w:val="18"/>
+                <w:szCs w:val="18"/>
+              </w:rPr>
+              <w:t xml:space="preserve">sesion.spec.ts</w:t>
+            </w:r>
+          </w:p>
+        </w:tc>
+        <w:tc>
+          <w:tcPr>
+            <w:tcW w:type="dxa" w:w="4680"/>
+            <w:tcBorders>
+              <w:top w:val="single" w:color="A6A6A6" w:sz="4"/>
+              <w:left w:val="single" w:color="A6A6A6" w:sz="4"/>
+              <w:bottom w:val="single" w:color="A6A6A6" w:sz="4"/>
+              <w:right w:val="single" w:color="A6A6A6" w:sz="4"/>
+            </w:tcBorders>
+            <w:tcMar>
+              <w:top w:type="dxa" w:w="60"/>
+              <w:left w:type="dxa" w:w="90"/>
+              <w:bottom w:type="dxa" w:w="60"/>
+              <w:right w:type="dxa" w:w="90"/>
+            </w:tcMar>
+          </w:tcPr>
+          <w:p>
+            <w:pPr>
+              <w:spacing w:after="30"/>
+            </w:pPr>
+            <w:r>
+              <w:rPr>
+                <w:sz w:val="18"/>
+                <w:szCs w:val="18"/>
+              </w:rPr>
+              <w:t xml:space="preserve">CT-SEG-07 · bloqueo temporal tras 5 intentos fallidos (SYS-FN-07, DIS-34): el quinto intento fallido bloquea la cuenta y el trabajador avisa al correo registrado</w:t>
+            </w:r>
+          </w:p>
+        </w:tc>
+        <w:tc>
+          <w:tcPr>
+            <w:tcW w:type="dxa" w:w="1029"/>
+            <w:tcBorders>
+              <w:top w:val="single" w:color="A6A6A6" w:sz="4"/>
+              <w:left w:val="single" w:color="A6A6A6" w:sz="4"/>
+              <w:bottom w:val="single" w:color="A6A6A6" w:sz="4"/>
+              <w:right w:val="single" w:color="A6A6A6" w:sz="4"/>
+            </w:tcBorders>
+            <w:tcMar>
+              <w:top w:type="dxa" w:w="60"/>
+              <w:left w:type="dxa" w:w="90"/>
+              <w:bottom w:type="dxa" w:w="60"/>
+              <w:right w:type="dxa" w:w="90"/>
+            </w:tcMar>
+          </w:tcPr>
+          <w:p>
+            <w:pPr>
+              <w:spacing w:after="30"/>
+            </w:pPr>
+            <w:r>
+              <w:rPr>
+                <w:sz w:val="18"/>
+                <w:szCs w:val="18"/>
+              </w:rPr>
+              <w:t xml:space="preserve">1,90 s</w:t>
             </w:r>
           </w:p>
         </w:tc>
@@ -6873,7 +7128,7 @@
         <w:jc w:val="both"/>
       </w:pPr>
       <w:r>
-        <w:t xml:space="preserve">La batería principal ejecutó 48 casos de integración HTTP contra PostgreSQL real en la ejecución 39033238576, todos en verde. Cada respuesta se valida contra </w:t>
+        <w:t xml:space="preserve">La batería principal ejecutó 51 casos de integración HTTP contra PostgreSQL real en la ejecución 39042977012, todos en verde. Cada respuesta se valida contra </w:t>
       </w:r>
       <w:r>
         <w:rPr>
@@ -7254,6 +7509,67 @@
                 <w:sz w:val="18"/>
                 <w:szCs w:val="18"/>
               </w:rPr>
+              <w:t xml:space="preserve">bloqueo.spec.ts</w:t>
+            </w:r>
+          </w:p>
+        </w:tc>
+        <w:tc>
+          <w:tcPr>
+            <w:tcW w:type="dxa" w:w="1872"/>
+            <w:tcBorders>
+              <w:top w:val="single" w:color="A6A6A6" w:sz="4"/>
+              <w:left w:val="single" w:color="A6A6A6" w:sz="4"/>
+              <w:bottom w:val="single" w:color="A6A6A6" w:sz="4"/>
+              <w:right w:val="single" w:color="A6A6A6" w:sz="4"/>
+            </w:tcBorders>
+            <w:tcMar>
+              <w:top w:type="dxa" w:w="60"/>
+              <w:left w:type="dxa" w:w="90"/>
+              <w:bottom w:type="dxa" w:w="60"/>
+              <w:right w:type="dxa" w:w="90"/>
+            </w:tcMar>
+          </w:tcPr>
+          <w:p>
+            <w:pPr>
+              <w:spacing w:after="30"/>
+            </w:pPr>
+            <w:r>
+              <w:rPr>
+                <w:sz w:val="18"/>
+                <w:szCs w:val="18"/>
+              </w:rPr>
+              <w:t xml:space="preserve">3</w:t>
+            </w:r>
+          </w:p>
+        </w:tc>
+      </w:tr>
+      <w:tr>
+        <w:tc>
+          <w:tcPr>
+            <w:tcW w:type="dxa" w:w="7488"/>
+            <w:tcBorders>
+              <w:top w:val="single" w:color="A6A6A6" w:sz="4"/>
+              <w:left w:val="single" w:color="A6A6A6" w:sz="4"/>
+              <w:bottom w:val="single" w:color="A6A6A6" w:sz="4"/>
+              <w:right w:val="single" w:color="A6A6A6" w:sz="4"/>
+            </w:tcBorders>
+            <w:tcMar>
+              <w:top w:type="dxa" w:w="60"/>
+              <w:left w:type="dxa" w:w="90"/>
+              <w:bottom w:type="dxa" w:w="60"/>
+              <w:right w:type="dxa" w:w="90"/>
+            </w:tcMar>
+          </w:tcPr>
+          <w:p>
+            <w:pPr>
+              <w:spacing w:after="30"/>
+            </w:pPr>
+            <w:r>
+              <w:rPr>
+                <w:rFonts w:ascii="Consolas" w:cs="Consolas" w:eastAsia="Consolas" w:hAnsi="Consolas"/>
+                <w:sz w:val="18"/>
+                <w:szCs w:val="18"/>
+              </w:rPr>
               <w:t xml:space="preserve">trabajador.spec.ts</w:t>
             </w:r>
           </w:p>
@@ -8140,6 +8456,147 @@
                 <w:sz w:val="18"/>
                 <w:szCs w:val="18"/>
               </w:rPr>
+              <w:t xml:space="preserve">CT-SEG-07 (SYS-FN-07)</w:t>
+            </w:r>
+          </w:p>
+        </w:tc>
+        <w:tc>
+          <w:tcPr>
+            <w:tcW w:type="dxa" w:w="2059"/>
+            <w:tcBorders>
+              <w:top w:val="single" w:color="A6A6A6" w:sz="4"/>
+              <w:left w:val="single" w:color="A6A6A6" w:sz="4"/>
+              <w:bottom w:val="single" w:color="A6A6A6" w:sz="4"/>
+              <w:right w:val="single" w:color="A6A6A6" w:sz="4"/>
+            </w:tcBorders>
+            <w:tcMar>
+              <w:top w:type="dxa" w:w="60"/>
+              <w:left w:type="dxa" w:w="90"/>
+              <w:bottom w:type="dxa" w:w="60"/>
+              <w:right w:type="dxa" w:w="90"/>
+            </w:tcMar>
+          </w:tcPr>
+          <w:p>
+            <w:pPr>
+              <w:spacing w:after="30"/>
+            </w:pPr>
+            <w:r>
+              <w:rPr>
+                <w:sz w:val="18"/>
+                <w:szCs w:val="18"/>
+              </w:rPr>
+              <w:t xml:space="preserve">Prueba</w:t>
+            </w:r>
+          </w:p>
+        </w:tc>
+        <w:tc>
+          <w:tcPr>
+            <w:tcW w:type="dxa" w:w="3744"/>
+            <w:tcBorders>
+              <w:top w:val="single" w:color="A6A6A6" w:sz="4"/>
+              <w:left w:val="single" w:color="A6A6A6" w:sz="4"/>
+              <w:bottom w:val="single" w:color="A6A6A6" w:sz="4"/>
+              <w:right w:val="single" w:color="A6A6A6" w:sz="4"/>
+            </w:tcBorders>
+            <w:tcMar>
+              <w:top w:type="dxa" w:w="60"/>
+              <w:left w:type="dxa" w:w="90"/>
+              <w:bottom w:type="dxa" w:w="60"/>
+              <w:right w:type="dxa" w:w="90"/>
+            </w:tcMar>
+          </w:tcPr>
+          <w:p>
+            <w:pPr>
+              <w:spacing w:after="30"/>
+            </w:pPr>
+            <w:r>
+              <w:rPr>
+                <w:rFonts w:ascii="Consolas" w:cs="Consolas" w:eastAsia="Consolas" w:hAnsi="Consolas"/>
+                <w:sz w:val="18"/>
+                <w:szCs w:val="18"/>
+              </w:rPr>
+              <w:t xml:space="preserve">sesion.spec.ts</w:t>
+            </w:r>
+            <w:r>
+              <w:rPr>
+                <w:sz w:val="18"/>
+                <w:szCs w:val="18"/>
+              </w:rPr>
+              <w:t xml:space="preserve"> (sistema); </w:t>
+            </w:r>
+            <w:r>
+              <w:rPr>
+                <w:rFonts w:ascii="Consolas" w:cs="Consolas" w:eastAsia="Consolas" w:hAnsi="Consolas"/>
+                <w:sz w:val="18"/>
+                <w:szCs w:val="18"/>
+              </w:rPr>
+              <w:t xml:space="preserve">bloqueo.spec.ts</w:t>
+            </w:r>
+            <w:r>
+              <w:rPr>
+                <w:sz w:val="18"/>
+                <w:szCs w:val="18"/>
+              </w:rPr>
+              <w:t xml:space="preserve"> (integración, con el aviso por correo)</w:t>
+            </w:r>
+          </w:p>
+        </w:tc>
+        <w:tc>
+          <w:tcPr>
+            <w:tcW w:type="dxa" w:w="1498"/>
+            <w:tcBorders>
+              <w:top w:val="single" w:color="A6A6A6" w:sz="4"/>
+              <w:left w:val="single" w:color="A6A6A6" w:sz="4"/>
+              <w:bottom w:val="single" w:color="A6A6A6" w:sz="4"/>
+              <w:right w:val="single" w:color="A6A6A6" w:sz="4"/>
+            </w:tcBorders>
+            <w:tcMar>
+              <w:top w:type="dxa" w:w="60"/>
+              <w:left w:type="dxa" w:w="90"/>
+              <w:bottom w:type="dxa" w:w="60"/>
+              <w:right w:type="dxa" w:w="90"/>
+            </w:tcMar>
+          </w:tcPr>
+          <w:p>
+            <w:pPr>
+              <w:spacing w:after="30"/>
+            </w:pPr>
+            <w:r>
+              <w:rPr>
+                <w:sz w:val="18"/>
+                <w:szCs w:val="18"/>
+              </w:rPr>
+              <w:t xml:space="preserve">Pasa</w:t>
+            </w:r>
+          </w:p>
+        </w:tc>
+      </w:tr>
+      <w:tr>
+        <w:tc>
+          <w:tcPr>
+            <w:tcW w:type="dxa" w:w="2059"/>
+            <w:tcBorders>
+              <w:top w:val="single" w:color="A6A6A6" w:sz="4"/>
+              <w:left w:val="single" w:color="A6A6A6" w:sz="4"/>
+              <w:bottom w:val="single" w:color="A6A6A6" w:sz="4"/>
+              <w:right w:val="single" w:color="A6A6A6" w:sz="4"/>
+            </w:tcBorders>
+            <w:tcMar>
+              <w:top w:type="dxa" w:w="60"/>
+              <w:left w:type="dxa" w:w="90"/>
+              <w:bottom w:type="dxa" w:w="60"/>
+              <w:right w:type="dxa" w:w="90"/>
+            </w:tcMar>
+          </w:tcPr>
+          <w:p>
+            <w:pPr>
+              <w:spacing w:after="30"/>
+            </w:pPr>
+            <w:r>
+              <w:rPr>
+                <w:sz w:val="18"/>
+                <w:szCs w:val="18"/>
+              </w:rPr>
               <w:t xml:space="preserve">SYS-FN-35</w:t>
             </w:r>
           </w:p>
@@ -9073,7 +9530,7 @@
                 <w:sz w:val="18"/>
                 <w:szCs w:val="18"/>
               </w:rPr>
-              <w:t xml:space="preserve">21 ejecutados · 21 pasan · 0 fallan</w:t>
+              <w:t xml:space="preserve">22 ejecutados · 22 pasan · 0 fallan</w:t>
             </w:r>
           </w:p>
         </w:tc>
@@ -9133,7 +9590,7 @@
                 <w:sz w:val="18"/>
                 <w:szCs w:val="18"/>
               </w:rPr>
-              <w:t xml:space="preserve">48 ejecutados · todos pasan</w:t>
+              <w:t xml:space="preserve">51 ejecutados · todos pasan</w:t>
             </w:r>
           </w:p>
         </w:tc>
@@ -9193,7 +9650,7 @@
                 <w:sz w:val="18"/>
                 <w:szCs w:val="18"/>
               </w:rPr>
-              <w:t xml:space="preserve">CT-REG-01, CT-REG-02, CT-ADM-03, CT-SEG-04, SYS-FN-35 y SYS-FN-36: 6 de 6</w:t>
+              <w:t xml:space="preserve">CT-REG-01, CT-REG-02, CT-ADM-03, CT-SEG-04, CT-SEG-07, SYS-FN-35 y SYS-FN-36: 7 de 7</w:t>
             </w:r>
           </w:p>
         </w:tc>
@@ -9313,7 +9770,7 @@
                 <w:sz w:val="18"/>
                 <w:szCs w:val="18"/>
               </w:rPr>
-              <w:t xml:space="preserve">IT-01: 39023391840 (8 escenarios). IT-02: 39033238576 (13 escenarios). Con accesibilidad: ejecución 39036501600 (21 escenarios)</w:t>
+              <w:t xml:space="preserve">IT-01: 39023391840 (8 escenarios). IT-02: 39033238576 (13 escenarios). Con accesibilidad y CT-SEG-07: ejecución 39042977012 (22 escenarios)</w:t>
             </w:r>
           </w:p>
         </w:tc>
@@ -10134,7 +10591,15 @@
                 <w:sz w:val="18"/>
                 <w:szCs w:val="18"/>
               </w:rPr>
-              <w:t xml:space="preserve">Verificados en sistema e integración; SYS-FN-01 y 04 de IT-01 integrados; los de IT-02, pendientes de la PR #3</w:t>
+              <w:t xml:space="preserve">Verificados e integrados en </w:t>
+            </w:r>
+            <w:r>
+              <w:rPr>
+                <w:rFonts w:ascii="Consolas" w:cs="Consolas" w:eastAsia="Consolas" w:hAnsi="Consolas"/>
+                <w:sz w:val="18"/>
+                <w:szCs w:val="18"/>
+              </w:rPr>
+              <w:t xml:space="preserve">main</w:t>
             </w:r>
           </w:p>
         </w:tc>
@@ -10285,7 +10750,82 @@
                 <w:sz w:val="18"/>
                 <w:szCs w:val="18"/>
               </w:rPr>
-              <w:t xml:space="preserve">CT-SEG-05 a CT-SEG-08 (tramos B y C de IT-02)</w:t>
+              <w:t xml:space="preserve">CT-SEG-07 (SYS-FN-07)</w:t>
+            </w:r>
+          </w:p>
+        </w:tc>
+        <w:tc>
+          <w:tcPr>
+            <w:tcW w:type="dxa" w:w="4680"/>
+            <w:tcBorders>
+              <w:top w:val="single" w:color="A6A6A6" w:sz="4"/>
+              <w:left w:val="single" w:color="A6A6A6" w:sz="4"/>
+              <w:bottom w:val="single" w:color="A6A6A6" w:sz="4"/>
+              <w:right w:val="single" w:color="A6A6A6" w:sz="4"/>
+            </w:tcBorders>
+            <w:tcMar>
+              <w:top w:type="dxa" w:w="60"/>
+              <w:left w:type="dxa" w:w="90"/>
+              <w:bottom w:type="dxa" w:w="60"/>
+              <w:right w:type="dxa" w:w="90"/>
+            </w:tcMar>
+          </w:tcPr>
+          <w:p>
+            <w:pPr>
+              <w:spacing w:after="30"/>
+            </w:pPr>
+            <w:r>
+              <w:rPr>
+                <w:sz w:val="18"/>
+                <w:szCs w:val="18"/>
+              </w:rPr>
+              <w:t xml:space="preserve">Verificado; construido y verificado en la rama </w:t>
+            </w:r>
+            <w:r>
+              <w:rPr>
+                <w:rFonts w:ascii="Consolas" w:cs="Consolas" w:eastAsia="Consolas" w:hAnsi="Consolas"/>
+                <w:sz w:val="18"/>
+                <w:szCs w:val="18"/>
+              </w:rPr>
+              <w:t xml:space="preserve">it-02/bloqueo</w:t>
+            </w:r>
+            <w:r>
+              <w:rPr>
+                <w:sz w:val="18"/>
+                <w:szCs w:val="18"/>
+              </w:rPr>
+              <w:t xml:space="preserve">, pendiente de la revisión cruzada (PR #6)</w:t>
+            </w:r>
+          </w:p>
+        </w:tc>
+      </w:tr>
+      <w:tr>
+        <w:tc>
+          <w:tcPr>
+            <w:tcW w:type="dxa" w:w="4680"/>
+            <w:tcBorders>
+              <w:top w:val="single" w:color="A6A6A6" w:sz="4"/>
+              <w:left w:val="single" w:color="A6A6A6" w:sz="4"/>
+              <w:bottom w:val="single" w:color="A6A6A6" w:sz="4"/>
+              <w:right w:val="single" w:color="A6A6A6" w:sz="4"/>
+            </w:tcBorders>
+            <w:tcMar>
+              <w:top w:type="dxa" w:w="60"/>
+              <w:left w:type="dxa" w:w="90"/>
+              <w:bottom w:type="dxa" w:w="60"/>
+              <w:right w:type="dxa" w:w="90"/>
+            </w:tcMar>
+          </w:tcPr>
+          <w:p>
+            <w:pPr>
+              <w:spacing w:after="30"/>
+            </w:pPr>
+            <w:r>
+              <w:rPr>
+                <w:sz w:val="18"/>
+                <w:szCs w:val="18"/>
+              </w:rPr>
+              <w:t xml:space="preserve">CT-SEG-05, CT-SEG-06 y CT-SEG-08</w:t>
             </w:r>
           </w:p>
         </w:tc>
@@ -10396,7 +10936,29 @@
         <w:jc w:val="both"/>
       </w:pPr>
       <w:r>
-        <w:t xml:space="preserve">Los seis criterios de aceptación de D2 del alcance construido se ejecutaron con el método asignado y su resultado consta, como exige la condición 1 de la Definición de Terminado. También se ejecutaron, contra el sistema completo, los criterios de salida de IT-01 e IT-02. Las pruebas de sistema corren en cada cambio dentro de la CI, sobre la misma imagen que se desplegaría, con secretos de un solo uso y un entorno que se destruye al terminar.</w:t>
+        <w:t xml:space="preserve">Los seis criterios de aceptación de D2 del alcance integrado en </w:t>
+      </w:r>
+      <w:r>
+        <w:rPr>
+          <w:rFonts w:ascii="Consolas" w:cs="Consolas" w:eastAsia="Consolas" w:hAnsi="Consolas"/>
+          <w:sz w:val="20"/>
+          <w:szCs w:val="20"/>
+        </w:rPr>
+        <w:t xml:space="preserve">main</w:t>
+      </w:r>
+      <w:r>
+        <w:t xml:space="preserve"> se ejecutaron, y también CT-SEG-07, construido en la rama </w:t>
+      </w:r>
+      <w:r>
+        <w:rPr>
+          <w:rFonts w:ascii="Consolas" w:cs="Consolas" w:eastAsia="Consolas" w:hAnsi="Consolas"/>
+          <w:sz w:val="20"/>
+          <w:szCs w:val="20"/>
+        </w:rPr>
+        <w:t xml:space="preserve">it-02/bloqueo</w:t>
+      </w:r>
+      <w:r>
+        <w:t xml:space="preserve"> y pendiente de la revisión cruzada (PR #6). Todos se ejecutaron con el método asignado y su resultado consta, como exige la condición 1 de la Definición de Terminado. También se ejecutaron, contra el sistema completo, los criterios de salida de IT-01 e IT-02. Las pruebas de sistema corren en cada cambio dentro de la CI, sobre la misma imagen que se desplegaría, con secretos de un solo uso y un entorno que se destruye al terminar.</w:t>
       </w:r>
     </w:p>
     <w:p>
@@ -10405,7 +10967,7 @@
         <w:jc w:val="both"/>
       </w:pPr>
       <w:r>
-        <w:t xml:space="preserve">Las pruebas cumplieron su función de control: detectaron y llevaron a corregir cinco defectos que no habrían aparecido en las pruebas unitarias. Entre ellos, una sonda de vitalidad inutilizable por el balanceador y activos sin comprimir que ponían la carga en 3G al borde del umbral. Quedan pendientes las pruebas que dependen de la infraestructura de producción (carga, TLS y cifrado en reposo) y las de los tramos B y C.</w:t>
+        <w:t xml:space="preserve">Las pruebas cumplieron su función de control: detectaron y llevaron a corregir cinco defectos que no habrían aparecido en las pruebas unitarias. Entre ellos, una sonda de vitalidad inutilizable por el balanceador y activos sin comprimir que ponían la carga en 3G al borde del umbral. Quedan pendientes las pruebas que dependen de la infraestructura de producción (carga, TLS y cifrado en reposo) y las de SYS-FN-05, 06 y 08.</w:t>
       </w:r>
     </w:p>
     <w:p>
@@ -10593,7 +11155,7 @@
         <w:t xml:space="preserve">docs/evidencia/pruebas/it-02/backend/junit.xml</w:t>
       </w:r>
       <w:r>
-        <w:t xml:space="preserve"> (156 casos de la batería principal, de los cuales 48 son de integración).</w:t>
+        <w:t xml:space="preserve"> (156 casos de la batería principal, de los cuales 51 son de integración).</w:t>
       </w:r>
     </w:p>
     <w:p>

--- a/docs/informes/Informe4a_Pruebas_de_Sistema_AbasteceNi_v1.0.docx
+++ b/docs/informes/Informe4a_Pruebas_de_Sistema_AbasteceNi_v1.0.docx
@@ -805,7 +805,7 @@
         <w:t xml:space="preserve">main</w:t>
       </w:r>
       <w:r>
-        <w:t xml:space="preserve"> (PR #1, #2 y #3), con la batería en verde.</w:t>
+        <w:t xml:space="preserve"> (PR #1, #2 y #3), con la batería en verde. Del tramo B, SYS-FN-07 también está integrado (PR #6).</w:t>
       </w:r>
     </w:p>
     <w:p>
@@ -10779,7 +10779,7 @@
                 <w:sz w:val="18"/>
                 <w:szCs w:val="18"/>
               </w:rPr>
-              <w:t xml:space="preserve">Verificado; construido y verificado en la rama </w:t>
+              <w:t xml:space="preserve">Verificado; integrado en </w:t>
             </w:r>
             <w:r>
               <w:rPr>
@@ -10787,14 +10787,22 @@
                 <w:sz w:val="18"/>
                 <w:szCs w:val="18"/>
               </w:rPr>
-              <w:t xml:space="preserve">it-02/bloqueo</w:t>
-            </w:r>
-            <w:r>
-              <w:rPr>
-                <w:sz w:val="18"/>
-                <w:szCs w:val="18"/>
-              </w:rPr>
-              <w:t xml:space="preserve">, pendiente de la revisión cruzada (PR #6)</w:t>
+              <w:t xml:space="preserve">main</w:t>
+            </w:r>
+            <w:r>
+              <w:rPr>
+                <w:sz w:val="18"/>
+                <w:szCs w:val="18"/>
+              </w:rPr>
+              <w:t xml:space="preserve"> con la PR #6, fusión </w:t>
+            </w:r>
+            <w:r>
+              <w:rPr>
+                <w:rFonts w:ascii="Consolas" w:cs="Consolas" w:eastAsia="Consolas" w:hAnsi="Consolas"/>
+                <w:sz w:val="18"/>
+                <w:szCs w:val="18"/>
+              </w:rPr>
+              <w:t xml:space="preserve">2bd1b3e</w:t>
             </w:r>
           </w:p>
         </w:tc>
@@ -10936,29 +10944,7 @@
         <w:jc w:val="both"/>
       </w:pPr>
       <w:r>
-        <w:t xml:space="preserve">Los seis criterios de aceptación de D2 del alcance integrado en </w:t>
-      </w:r>
-      <w:r>
-        <w:rPr>
-          <w:rFonts w:ascii="Consolas" w:cs="Consolas" w:eastAsia="Consolas" w:hAnsi="Consolas"/>
-          <w:sz w:val="20"/>
-          <w:szCs w:val="20"/>
-        </w:rPr>
-        <w:t xml:space="preserve">main</w:t>
-      </w:r>
-      <w:r>
-        <w:t xml:space="preserve"> se ejecutaron, y también CT-SEG-07, construido en la rama </w:t>
-      </w:r>
-      <w:r>
-        <w:rPr>
-          <w:rFonts w:ascii="Consolas" w:cs="Consolas" w:eastAsia="Consolas" w:hAnsi="Consolas"/>
-          <w:sz w:val="20"/>
-          <w:szCs w:val="20"/>
-        </w:rPr>
-        <w:t xml:space="preserve">it-02/bloqueo</w:t>
-      </w:r>
-      <w:r>
-        <w:t xml:space="preserve"> y pendiente de la revisión cruzada (PR #6). Todos se ejecutaron con el método asignado y su resultado consta, como exige la condición 1 de la Definición de Terminado. También se ejecutaron, contra el sistema completo, los criterios de salida de IT-01 e IT-02. Las pruebas de sistema corren en cada cambio dentro de la CI, sobre la misma imagen que se desplegaría, con secretos de un solo uso y un entorno que se destruye al terminar.</w:t>
+        <w:t xml:space="preserve">Los siete criterios de aceptación de D2 del alcance construido se ejecutaron con el método asignado y su resultado consta, como exige la condición 1 de la Definición de Terminado. También se ejecutaron, contra el sistema completo, los criterios de salida de IT-01 e IT-02. Las pruebas de sistema corren en cada cambio dentro de la CI, sobre la misma imagen que se desplegaría, con secretos de un solo uso y un entorno que se destruye al terminar.</w:t>
       </w:r>
     </w:p>
     <w:p>

--- a/docs/informes/Informe4a_Pruebas_de_Sistema_AbasteceNi_v1.0.docx
+++ b/docs/informes/Informe4a_Pruebas_de_Sistema_AbasteceNi_v1.0.docx
@@ -166,7 +166,7 @@
           <w:sz w:val="20"/>
           <w:szCs w:val="20"/>
         </w:rPr>
-        <w:t xml:space="preserve">Serie AbasteceNi: D2 (CT-REG-01, CT-REG-02, CT-ADM-03, CT-SEG-04), D4 (§2.13, DM-04), D5 (MD-05)</w:t>
+        <w:t xml:space="preserve">Serie AbasteceNi: D2 (CT-REG-01, CT-REG-02, CT-ADM-03, CT-SEG-04, 05, 07 y 08), D4 (§2.13, DM-04), D5 (MD-05)</w:t>
       </w:r>
     </w:p>
     <w:p>
@@ -596,37 +596,38 @@
         </w:p>
         <w:p>
           <w:pPr>
+            <w:pStyle w:val="TOC3"/>
+            <w:tabs>
+              <w:tab w:val="right" w:pos="9360" w:leader="dot"/>
+            </w:tabs>
+            <w:ind w:left="440"/>
+          </w:pPr>
+          <w:hyperlink w:history="1" w:anchor="_Toc15">
+            <w:r>
+              <w:t xml:space="preserve">Incidencia de la propia batería</w:t>
+            </w:r>
+            <w:r>
+              <w:tab/>
+            </w:r>
+            <w:r>
+              <w:fldChar w:fldCharType="begin" w:dirty="true"/>
+              <w:instrText xml:space="preserve">PAGEREF _Toc15 \h</w:instrText>
+              <w:fldChar w:fldCharType="separate"/>
+              <w:fldChar w:fldCharType="end"/>
+            </w:r>
+          </w:hyperlink>
+        </w:p>
+        <w:p>
+          <w:pPr>
             <w:pStyle w:val="TOC2"/>
             <w:tabs>
               <w:tab w:val="right" w:pos="9360" w:leader="dot"/>
             </w:tabs>
             <w:ind w:left="220"/>
           </w:pPr>
-          <w:hyperlink w:history="1" w:anchor="_Toc15">
+          <w:hyperlink w:history="1" w:anchor="_Toc16">
             <w:r>
               <w:t xml:space="preserve">2.7 Lo construido y verificado frente a lo pendiente</w:t>
-            </w:r>
-            <w:r>
-              <w:tab/>
-            </w:r>
-            <w:r>
-              <w:fldChar w:fldCharType="begin" w:dirty="true"/>
-              <w:instrText xml:space="preserve">PAGEREF _Toc15 \h</w:instrText>
-              <w:fldChar w:fldCharType="separate"/>
-              <w:fldChar w:fldCharType="end"/>
-            </w:r>
-          </w:hyperlink>
-        </w:p>
-        <w:p>
-          <w:pPr>
-            <w:pStyle w:val="TOC1"/>
-            <w:tabs>
-              <w:tab w:val="right" w:pos="9360" w:leader="dot"/>
-            </w:tabs>
-          </w:pPr>
-          <w:hyperlink w:history="1" w:anchor="_Toc16">
-            <w:r>
-              <w:t xml:space="preserve">3. Conclusiones</w:t>
             </w:r>
             <w:r>
               <w:tab/>
@@ -648,7 +649,7 @@
           </w:pPr>
           <w:hyperlink w:history="1" w:anchor="_Toc17">
             <w:r>
-              <w:t xml:space="preserve">4. Referencias normativas y bibliográficas</w:t>
+              <w:t xml:space="preserve">3. Conclusiones</w:t>
             </w:r>
             <w:r>
               <w:tab/>
@@ -670,7 +671,7 @@
           </w:pPr>
           <w:hyperlink w:history="1" w:anchor="_Toc18">
             <w:r>
-              <w:t xml:space="preserve">5. Anexos</w:t>
+              <w:t xml:space="preserve">4. Referencias normativas y bibliográficas</w:t>
             </w:r>
             <w:r>
               <w:tab/>
@@ -678,6 +679,28 @@
             <w:r>
               <w:fldChar w:fldCharType="begin" w:dirty="true"/>
               <w:instrText xml:space="preserve">PAGEREF _Toc18 \h</w:instrText>
+              <w:fldChar w:fldCharType="separate"/>
+              <w:fldChar w:fldCharType="end"/>
+            </w:r>
+          </w:hyperlink>
+        </w:p>
+        <w:p>
+          <w:pPr>
+            <w:pStyle w:val="TOC1"/>
+            <w:tabs>
+              <w:tab w:val="right" w:pos="9360" w:leader="dot"/>
+            </w:tabs>
+          </w:pPr>
+          <w:hyperlink w:history="1" w:anchor="_Toc19">
+            <w:r>
+              <w:t xml:space="preserve">5. Anexos</w:t>
+            </w:r>
+            <w:r>
+              <w:tab/>
+            </w:r>
+            <w:r>
+              <w:fldChar w:fldCharType="begin" w:dirty="true"/>
+              <w:instrText xml:space="preserve">PAGEREF _Toc19 \h</w:instrText>
               <w:fldChar w:fldCharType="separate"/>
               <w:fldChar w:fldCharType="end"/>
             </w:r>
@@ -691,7 +714,7 @@
             </w:tabs>
             <w:ind w:left="220"/>
           </w:pPr>
-          <w:hyperlink w:history="1" w:anchor="_Toc19">
+          <w:hyperlink w:history="1" w:anchor="_Toc20">
             <w:r>
               <w:t xml:space="preserve">Anexo A — Reportes</w:t>
             </w:r>
@@ -700,7 +723,7 @@
             </w:r>
             <w:r>
               <w:fldChar w:fldCharType="begin" w:dirty="true"/>
-              <w:instrText xml:space="preserve">PAGEREF _Toc19 \h</w:instrText>
+              <w:instrText xml:space="preserve">PAGEREF _Toc20 \h</w:instrText>
               <w:fldChar w:fldCharType="separate"/>
               <w:fldChar w:fldCharType="end"/>
             </w:r>
@@ -783,7 +806,7 @@
         <w:jc w:val="both"/>
       </w:pPr>
       <w:r>
-        <w:t xml:space="preserve">Las pruebas cubren lo construido en IT-00, IT-01 e IT-02 (tramo A). Las de extremo a extremo se ejecutan en el trabajo 10 de la CI (DIS-14); la ejecución citada es la ejecución 39042977012, sobre la rama </w:t>
+        <w:t xml:space="preserve">Las pruebas cubren lo construido en IT-00, IT-01 e IT-02: el tramo A, el tramo B (SYS-FN-07 y 05) y SYS-FN-08 del tramo C. Las de extremo a extremo se ejecutan en el trabajo 10 de la CI (DIS-14); la ejecución citada es la ejecución 39339908565, sobre la rama </w:t>
       </w:r>
       <w:r>
         <w:rPr>
@@ -791,10 +814,10 @@
           <w:sz w:val="20"/>
           <w:szCs w:val="20"/>
         </w:rPr>
-        <w:t xml:space="preserve">it-02/bloqueo</w:t>
+        <w:t xml:space="preserve">it-02/recuperacion</w:t>
       </w:r>
       <w:r>
-        <w:t xml:space="preserve">, que contiene el código de IT-02, los escenarios de accesibilidad del informe 2 y los de CT-SEG-07. IT-00, IT-01 e IT-02 (tramo A) están integradas en </w:t>
+        <w:t xml:space="preserve">, que contiene todo ese código, los escenarios de accesibilidad del informe 2 y los de CT-SEG-05, 07 y 08. IT-00, IT-01 e IT-02 (tramo A) están integradas en </w:t>
       </w:r>
       <w:r>
         <w:rPr>
@@ -805,7 +828,7 @@
         <w:t xml:space="preserve">main</w:t>
       </w:r>
       <w:r>
-        <w:t xml:space="preserve"> (PR #1, #2 y #3), con la batería en verde. Del tramo B, SYS-FN-07 también está integrado (PR #6).</w:t>
+        <w:t xml:space="preserve"> (PR #1, #2 y #3), con la batería en verde. Del tramo B, SYS-FN-07 también está integrado (PR #6). SYS-FN-05, que completa el tramo B, y SYS-FN-08, del tramo C, están construidos y verificados (ejecución 39339908565, 10/10 en verde), pendientes de la revisión cruzada y de la integración (PR #8).</w:t>
       </w:r>
     </w:p>
     <w:p>
@@ -962,7 +985,7 @@
                 <w:sz w:val="18"/>
                 <w:szCs w:val="18"/>
               </w:rPr>
-              <w:t xml:space="preserve">Criterios de aceptación CT-REG-01, CT-REG-02, CT-ADM-03 y CT-SEG-04</w:t>
+              <w:t xml:space="preserve">Criterios de aceptación CT-REG-01, CT-REG-02, CT-ADM-03, CT-SEG-04, CT-SEG-05, CT-SEG-07 y CT-SEG-08</w:t>
             </w:r>
           </w:p>
         </w:tc>
@@ -3003,6 +3026,242 @@
                 <w:sz w:val="18"/>
                 <w:szCs w:val="18"/>
               </w:rPr>
+              <w:t xml:space="preserve">El enlace usado a los 14 minutos cambia la contraseña; a los 16 minutos, o reutilizado, responde 410; el aviso es idéntico para un correo inexistente</w:t>
+            </w:r>
+          </w:p>
+        </w:tc>
+        <w:tc>
+          <w:tcPr>
+            <w:tcW w:type="dxa" w:w="1872"/>
+            <w:tcBorders>
+              <w:top w:val="single" w:color="A6A6A6" w:sz="4"/>
+              <w:left w:val="single" w:color="A6A6A6" w:sz="4"/>
+              <w:bottom w:val="single" w:color="A6A6A6" w:sz="4"/>
+              <w:right w:val="single" w:color="A6A6A6" w:sz="4"/>
+            </w:tcBorders>
+            <w:tcMar>
+              <w:top w:type="dxa" w:w="60"/>
+              <w:left w:type="dxa" w:w="90"/>
+              <w:bottom w:type="dxa" w:w="60"/>
+              <w:right w:type="dxa" w:w="90"/>
+            </w:tcMar>
+          </w:tcPr>
+          <w:p>
+            <w:pPr>
+              <w:spacing w:after="30"/>
+            </w:pPr>
+            <w:r>
+              <w:rPr>
+                <w:sz w:val="18"/>
+                <w:szCs w:val="18"/>
+              </w:rPr>
+              <w:t xml:space="preserve">CT-SEG-05</w:t>
+            </w:r>
+          </w:p>
+        </w:tc>
+        <w:tc>
+          <w:tcPr>
+            <w:tcW w:type="dxa" w:w="2433"/>
+            <w:tcBorders>
+              <w:top w:val="single" w:color="A6A6A6" w:sz="4"/>
+              <w:left w:val="single" w:color="A6A6A6" w:sz="4"/>
+              <w:bottom w:val="single" w:color="A6A6A6" w:sz="4"/>
+              <w:right w:val="single" w:color="A6A6A6" w:sz="4"/>
+            </w:tcBorders>
+            <w:tcMar>
+              <w:top w:type="dxa" w:w="60"/>
+              <w:left w:type="dxa" w:w="90"/>
+              <w:bottom w:type="dxa" w:w="60"/>
+              <w:right w:type="dxa" w:w="90"/>
+            </w:tcMar>
+          </w:tcPr>
+          <w:p>
+            <w:pPr>
+              <w:spacing w:after="30"/>
+            </w:pPr>
+            <w:r>
+              <w:rPr>
+                <w:sz w:val="18"/>
+                <w:szCs w:val="18"/>
+              </w:rPr>
+              <w:t xml:space="preserve">Valores límite alrededor de 15 minutos con reloj controlado; clases válida e inválida del correo; un solo uso</w:t>
+            </w:r>
+          </w:p>
+        </w:tc>
+        <w:tc>
+          <w:tcPr>
+            <w:tcW w:type="dxa" w:w="1686"/>
+            <w:tcBorders>
+              <w:top w:val="single" w:color="A6A6A6" w:sz="4"/>
+              <w:left w:val="single" w:color="A6A6A6" w:sz="4"/>
+              <w:bottom w:val="single" w:color="A6A6A6" w:sz="4"/>
+              <w:right w:val="single" w:color="A6A6A6" w:sz="4"/>
+            </w:tcBorders>
+            <w:tcMar>
+              <w:top w:type="dxa" w:w="60"/>
+              <w:left w:type="dxa" w:w="90"/>
+              <w:bottom w:type="dxa" w:w="60"/>
+              <w:right w:type="dxa" w:w="90"/>
+            </w:tcMar>
+          </w:tcPr>
+          <w:p>
+            <w:pPr>
+              <w:spacing w:after="30"/>
+            </w:pPr>
+            <w:r>
+              <w:rPr>
+                <w:sz w:val="18"/>
+                <w:szCs w:val="18"/>
+              </w:rPr>
+              <w:t xml:space="preserve">Sistema e integración HTTP</w:t>
+            </w:r>
+          </w:p>
+        </w:tc>
+      </w:tr>
+      <w:tr>
+        <w:tc>
+          <w:tcPr>
+            <w:tcW w:type="dxa" w:w="3369"/>
+            <w:tcBorders>
+              <w:top w:val="single" w:color="A6A6A6" w:sz="4"/>
+              <w:left w:val="single" w:color="A6A6A6" w:sz="4"/>
+              <w:bottom w:val="single" w:color="A6A6A6" w:sz="4"/>
+              <w:right w:val="single" w:color="A6A6A6" w:sz="4"/>
+            </w:tcBorders>
+            <w:tcMar>
+              <w:top w:type="dxa" w:w="60"/>
+              <w:left w:type="dxa" w:w="90"/>
+              <w:bottom w:type="dxa" w:w="60"/>
+              <w:right w:type="dxa" w:w="90"/>
+            </w:tcMar>
+          </w:tcPr>
+          <w:p>
+            <w:pPr>
+              <w:spacing w:after="30"/>
+            </w:pPr>
+            <w:r>
+              <w:rPr>
+                <w:sz w:val="18"/>
+                <w:szCs w:val="18"/>
+              </w:rPr>
+              <w:t xml:space="preserve">La tercera sesión desplaza la primera, que recibe 401 al renovar; las otras dos siguen vigentes; inicios simultáneos</w:t>
+            </w:r>
+          </w:p>
+        </w:tc>
+        <w:tc>
+          <w:tcPr>
+            <w:tcW w:type="dxa" w:w="1872"/>
+            <w:tcBorders>
+              <w:top w:val="single" w:color="A6A6A6" w:sz="4"/>
+              <w:left w:val="single" w:color="A6A6A6" w:sz="4"/>
+              <w:bottom w:val="single" w:color="A6A6A6" w:sz="4"/>
+              <w:right w:val="single" w:color="A6A6A6" w:sz="4"/>
+            </w:tcBorders>
+            <w:tcMar>
+              <w:top w:type="dxa" w:w="60"/>
+              <w:left w:type="dxa" w:w="90"/>
+              <w:bottom w:type="dxa" w:w="60"/>
+              <w:right w:type="dxa" w:w="90"/>
+            </w:tcMar>
+          </w:tcPr>
+          <w:p>
+            <w:pPr>
+              <w:spacing w:after="30"/>
+            </w:pPr>
+            <w:r>
+              <w:rPr>
+                <w:sz w:val="18"/>
+                <w:szCs w:val="18"/>
+              </w:rPr>
+              <w:t xml:space="preserve">CT-SEG-08</w:t>
+            </w:r>
+          </w:p>
+        </w:tc>
+        <w:tc>
+          <w:tcPr>
+            <w:tcW w:type="dxa" w:w="2433"/>
+            <w:tcBorders>
+              <w:top w:val="single" w:color="A6A6A6" w:sz="4"/>
+              <w:left w:val="single" w:color="A6A6A6" w:sz="4"/>
+              <w:bottom w:val="single" w:color="A6A6A6" w:sz="4"/>
+              <w:right w:val="single" w:color="A6A6A6" w:sz="4"/>
+            </w:tcBorders>
+            <w:tcMar>
+              <w:top w:type="dxa" w:w="60"/>
+              <w:left w:type="dxa" w:w="90"/>
+              <w:bottom w:type="dxa" w:w="60"/>
+              <w:right w:type="dxa" w:w="90"/>
+            </w:tcMar>
+          </w:tcPr>
+          <w:p>
+            <w:pPr>
+              <w:spacing w:after="30"/>
+            </w:pPr>
+            <w:r>
+              <w:rPr>
+                <w:sz w:val="18"/>
+                <w:szCs w:val="18"/>
+              </w:rPr>
+              <w:t xml:space="preserve">Valor límite 2/3 dispositivos; concurrencia</w:t>
+            </w:r>
+          </w:p>
+        </w:tc>
+        <w:tc>
+          <w:tcPr>
+            <w:tcW w:type="dxa" w:w="1686"/>
+            <w:tcBorders>
+              <w:top w:val="single" w:color="A6A6A6" w:sz="4"/>
+              <w:left w:val="single" w:color="A6A6A6" w:sz="4"/>
+              <w:bottom w:val="single" w:color="A6A6A6" w:sz="4"/>
+              <w:right w:val="single" w:color="A6A6A6" w:sz="4"/>
+            </w:tcBorders>
+            <w:tcMar>
+              <w:top w:type="dxa" w:w="60"/>
+              <w:left w:type="dxa" w:w="90"/>
+              <w:bottom w:type="dxa" w:w="60"/>
+              <w:right w:type="dxa" w:w="90"/>
+            </w:tcMar>
+          </w:tcPr>
+          <w:p>
+            <w:pPr>
+              <w:spacing w:after="30"/>
+            </w:pPr>
+            <w:r>
+              <w:rPr>
+                <w:sz w:val="18"/>
+                <w:szCs w:val="18"/>
+              </w:rPr>
+              <w:t xml:space="preserve">Sistema e integración HTTP</w:t>
+            </w:r>
+          </w:p>
+        </w:tc>
+      </w:tr>
+      <w:tr>
+        <w:tc>
+          <w:tcPr>
+            <w:tcW w:type="dxa" w:w="3369"/>
+            <w:tcBorders>
+              <w:top w:val="single" w:color="A6A6A6" w:sz="4"/>
+              <w:left w:val="single" w:color="A6A6A6" w:sz="4"/>
+              <w:bottom w:val="single" w:color="A6A6A6" w:sz="4"/>
+              <w:right w:val="single" w:color="A6A6A6" w:sz="4"/>
+            </w:tcBorders>
+            <w:tcMar>
+              <w:top w:type="dxa" w:w="60"/>
+              <w:left w:type="dxa" w:w="90"/>
+              <w:bottom w:type="dxa" w:w="60"/>
+              <w:right w:type="dxa" w:w="90"/>
+            </w:tcMar>
+          </w:tcPr>
+          <w:p>
+            <w:pPr>
+              <w:spacing w:after="30"/>
+            </w:pPr>
+            <w:r>
+              <w:rPr>
+                <w:sz w:val="18"/>
+                <w:szCs w:val="18"/>
+              </w:rPr>
               <w:t xml:space="preserve">La decisión consta en la bitácora y no puede modificarse</w:t>
             </w:r>
           </w:p>
@@ -3690,7 +3949,7 @@
         <w:jc w:val="both"/>
       </w:pPr>
       <w:r>
-        <w:t xml:space="preserve">Casos ejecutados en la ejecución 39042977012 de la CI (trabajo 10), con sus tiempos:</w:t>
+        <w:t xml:space="preserve">Casos ejecutados en la ejecución 39339908565 de la CI (trabajo 10), con sus tiempos:</w:t>
       </w:r>
     </w:p>
     <w:tbl>
@@ -3990,7 +4249,7 @@
                 <w:sz w:val="18"/>
                 <w:szCs w:val="18"/>
               </w:rPr>
-              <w:t xml:space="preserve">0,45 s</w:t>
+              <w:t xml:space="preserve">0,73 s</w:t>
             </w:r>
           </w:p>
         </w:tc>
@@ -4137,7 +4396,7 @@
                 <w:sz w:val="18"/>
                 <w:szCs w:val="18"/>
               </w:rPr>
-              <w:t xml:space="preserve">0,48 s</w:t>
+              <w:t xml:space="preserve">0,73 s</w:t>
             </w:r>
           </w:p>
         </w:tc>
@@ -4284,7 +4543,7 @@
                 <w:sz w:val="18"/>
                 <w:szCs w:val="18"/>
               </w:rPr>
-              <w:t xml:space="preserve">0,42 s</w:t>
+              <w:t xml:space="preserve">0,64 s</w:t>
             </w:r>
           </w:p>
         </w:tc>
@@ -4431,7 +4690,7 @@
                 <w:sz w:val="18"/>
                 <w:szCs w:val="18"/>
               </w:rPr>
-              <w:t xml:space="preserve">0,55 s</w:t>
+              <w:t xml:space="preserve">0,81 s</w:t>
             </w:r>
           </w:p>
         </w:tc>
@@ -4578,7 +4837,7 @@
                 <w:sz w:val="18"/>
                 <w:szCs w:val="18"/>
               </w:rPr>
-              <w:t xml:space="preserve">0,51 s</w:t>
+              <w:t xml:space="preserve">0,83 s</w:t>
             </w:r>
           </w:p>
         </w:tc>
@@ -4725,7 +4984,7 @@
                 <w:sz w:val="18"/>
                 <w:szCs w:val="18"/>
               </w:rPr>
-              <w:t xml:space="preserve">0,17 s</w:t>
+              <w:t xml:space="preserve">0,27 s</w:t>
             </w:r>
           </w:p>
         </w:tc>
@@ -4872,7 +5131,7 @@
                 <w:sz w:val="18"/>
                 <w:szCs w:val="18"/>
               </w:rPr>
-              <w:t xml:space="preserve">0,28 s</w:t>
+              <w:t xml:space="preserve">0,41 s</w:t>
             </w:r>
           </w:p>
         </w:tc>
@@ -5019,7 +5278,7 @@
                 <w:sz w:val="18"/>
                 <w:szCs w:val="18"/>
               </w:rPr>
-              <w:t xml:space="preserve">1,01 s</w:t>
+              <w:t xml:space="preserve">1,41 s</w:t>
             </w:r>
           </w:p>
         </w:tc>
@@ -5166,7 +5425,7 @@
                 <w:sz w:val="18"/>
                 <w:szCs w:val="18"/>
               </w:rPr>
-              <w:t xml:space="preserve">0,42 s</w:t>
+              <w:t xml:space="preserve">0,53 s</w:t>
             </w:r>
           </w:p>
         </w:tc>
@@ -5313,7 +5572,7 @@
                 <w:sz w:val="18"/>
                 <w:szCs w:val="18"/>
               </w:rPr>
-              <w:t xml:space="preserve">0,87 s</w:t>
+              <w:t xml:space="preserve">0,91 s</w:t>
             </w:r>
           </w:p>
         </w:tc>
@@ -5460,7 +5719,7 @@
                 <w:sz w:val="18"/>
                 <w:szCs w:val="18"/>
               </w:rPr>
-              <w:t xml:space="preserve">0,77 s</w:t>
+              <w:t xml:space="preserve">0,97 s</w:t>
             </w:r>
           </w:p>
         </w:tc>
@@ -5607,7 +5866,7 @@
                 <w:sz w:val="18"/>
                 <w:szCs w:val="18"/>
               </w:rPr>
-              <w:t xml:space="preserve">1,52 s</w:t>
+              <w:t xml:space="preserve">1,84 s</w:t>
             </w:r>
           </w:p>
         </w:tc>
@@ -5754,7 +6013,7 @@
                 <w:sz w:val="18"/>
                 <w:szCs w:val="18"/>
               </w:rPr>
-              <w:t xml:space="preserve">1,26 s</w:t>
+              <w:t xml:space="preserve">1,52 s</w:t>
             </w:r>
           </w:p>
         </w:tc>
@@ -5843,7 +6102,7 @@
                 <w:sz w:val="18"/>
                 <w:szCs w:val="18"/>
               </w:rPr>
-              <w:t xml:space="preserve">registro.spec.ts</w:t>
+              <w:t xml:space="preserve">recuperacion.spec.ts</w:t>
             </w:r>
           </w:p>
         </w:tc>
@@ -5872,7 +6131,7 @@
                 <w:sz w:val="18"/>
                 <w:szCs w:val="18"/>
               </w:rPr>
-              <w:t xml:space="preserve">CT-REG-01 · registro de una cuenta comercial de extremo a extremo (SYS-FN-01): con todos los campos válidos la cuenta queda «Pendiente de validación»</w:t>
+              <w:t xml:space="preserve">CT-SEG-05 · recuperación de la cuenta por enlace temporal (SYS-FN-05, DIS-36): solicita el enlace desde el inicio de sesión, restablece la contraseña e inicia sesión con la nueva</w:t>
             </w:r>
           </w:p>
         </w:tc>
@@ -5901,7 +6160,7 @@
                 <w:sz w:val="18"/>
                 <w:szCs w:val="18"/>
               </w:rPr>
-              <w:t xml:space="preserve">0,36 s</w:t>
+              <w:t xml:space="preserve">2,28 s</w:t>
             </w:r>
           </w:p>
         </w:tc>
@@ -5990,7 +6249,7 @@
                 <w:sz w:val="18"/>
                 <w:szCs w:val="18"/>
               </w:rPr>
-              <w:t xml:space="preserve">registro.spec.ts</w:t>
+              <w:t xml:space="preserve">recuperacion.spec.ts</w:t>
             </w:r>
           </w:p>
         </w:tc>
@@ -6019,7 +6278,7 @@
                 <w:sz w:val="18"/>
                 <w:szCs w:val="18"/>
               </w:rPr>
-              <w:t xml:space="preserve">CT-REG-01 · registro de una cuenta comercial de extremo a extremo (SYS-FN-01): con el RUC vacío rechaza el envío y muestra el mensaje de error del campo</w:t>
+              <w:t xml:space="preserve">CT-SEG-05 · recuperación de la cuenta por enlace temporal (SYS-FN-05, DIS-36): el enlace ya usado se rechaza y la interfaz ofrece pedir uno nuevo</w:t>
             </w:r>
           </w:p>
         </w:tc>
@@ -6048,7 +6307,7 @@
                 <w:sz w:val="18"/>
                 <w:szCs w:val="18"/>
               </w:rPr>
-              <w:t xml:space="preserve">0,27 s</w:t>
+              <w:t xml:space="preserve">2,03 s</w:t>
             </w:r>
           </w:p>
         </w:tc>
@@ -6166,7 +6425,7 @@
                 <w:sz w:val="18"/>
                 <w:szCs w:val="18"/>
               </w:rPr>
-              <w:t xml:space="preserve">CT-REG-01 · registro de una cuenta comercial de extremo a extremo (SYS-FN-01): un RUC ya registrado muestra el aviso devuelto por la API</w:t>
+              <w:t xml:space="preserve">CT-REG-01 · registro de una cuenta comercial de extremo a extremo (SYS-FN-01): con todos los campos válidos la cuenta queda «Pendiente de validación»</w:t>
             </w:r>
           </w:p>
         </w:tc>
@@ -6195,7 +6454,7 @@
                 <w:sz w:val="18"/>
                 <w:szCs w:val="18"/>
               </w:rPr>
-              <w:t xml:space="preserve">0,50 s</w:t>
+              <w:t xml:space="preserve">0,47 s</w:t>
             </w:r>
           </w:p>
         </w:tc>
@@ -6313,7 +6572,7 @@
                 <w:sz w:val="18"/>
                 <w:szCs w:val="18"/>
               </w:rPr>
-              <w:t xml:space="preserve">CT-REG-01 · registro de una cuenta comercial de extremo a extremo (SYS-FN-01): SYS-NFN-09 · el formulario se opera a 320 px sin desplazamiento horizontal</w:t>
+              <w:t xml:space="preserve">CT-REG-01 · registro de una cuenta comercial de extremo a extremo (SYS-FN-01): con el RUC vacío rechaza el envío y muestra el mensaje de error del campo</w:t>
             </w:r>
           </w:p>
         </w:tc>
@@ -6342,7 +6601,7 @@
                 <w:sz w:val="18"/>
                 <w:szCs w:val="18"/>
               </w:rPr>
-              <w:t xml:space="preserve">0,16 s</w:t>
+              <w:t xml:space="preserve">0,40 s</w:t>
             </w:r>
           </w:p>
         </w:tc>
@@ -6460,7 +6719,7 @@
                 <w:sz w:val="18"/>
                 <w:szCs w:val="18"/>
               </w:rPr>
-              <w:t xml:space="preserve">IT-01 · el evento CuentaRegistrada se publica de forma asíncrona (ADR-01, R-02): el trabajador publica el evento del registro dentro del umbral de 60 s</w:t>
+              <w:t xml:space="preserve">CT-REG-01 · registro de una cuenta comercial de extremo a extremo (SYS-FN-01): un RUC ya registrado muestra el aviso devuelto por la API</w:t>
             </w:r>
           </w:p>
         </w:tc>
@@ -6489,7 +6748,7 @@
                 <w:sz w:val="18"/>
                 <w:szCs w:val="18"/>
               </w:rPr>
-              <w:t xml:space="preserve">1,24 s</w:t>
+              <w:t xml:space="preserve">0,67 s</w:t>
             </w:r>
           </w:p>
         </w:tc>
@@ -6578,7 +6837,7 @@
                 <w:sz w:val="18"/>
                 <w:szCs w:val="18"/>
               </w:rPr>
-              <w:t xml:space="preserve">sesion.spec.ts</w:t>
+              <w:t xml:space="preserve">registro.spec.ts</w:t>
             </w:r>
           </w:p>
         </w:tc>
@@ -6607,7 +6866,7 @@
                 <w:sz w:val="18"/>
                 <w:szCs w:val="18"/>
               </w:rPr>
-              <w:t xml:space="preserve">CT-SEG-04 · inicio de sesión sin estado de extremo a extremo (SYS-FN-04, ADR-04): el Administrador inicia sesión, ve su rol, conserva la sesión al recargar y la cierra</w:t>
+              <w:t xml:space="preserve">CT-REG-01 · registro de una cuenta comercial de extremo a extremo (SYS-FN-01): SYS-NFN-09 · el formulario se opera a 320 px sin desplazamiento horizontal</w:t>
             </w:r>
           </w:p>
         </w:tc>
@@ -6636,7 +6895,7 @@
                 <w:sz w:val="18"/>
                 <w:szCs w:val="18"/>
               </w:rPr>
-              <w:t xml:space="preserve">0,38 s</w:t>
+              <w:t xml:space="preserve">0,26 s</w:t>
             </w:r>
           </w:p>
         </w:tc>
@@ -6725,7 +6984,7 @@
                 <w:sz w:val="18"/>
                 <w:szCs w:val="18"/>
               </w:rPr>
-              <w:t xml:space="preserve">sesion.spec.ts</w:t>
+              <w:t xml:space="preserve">registro.spec.ts</w:t>
             </w:r>
           </w:p>
         </w:tc>
@@ -6754,7 +7013,7 @@
                 <w:sz w:val="18"/>
                 <w:szCs w:val="18"/>
               </w:rPr>
-              <w:t xml:space="preserve">CT-SEG-04 · inicio de sesión sin estado de extremo a extremo (SYS-FN-04, ADR-04): una cuenta «Pendiente de validación» no inicia sesión (DIS-25)</w:t>
+              <w:t xml:space="preserve">IT-01 · el evento CuentaRegistrada se publica de forma asíncrona (ADR-01, R-02): el trabajador publica el evento del registro dentro del umbral de 60 s</w:t>
             </w:r>
           </w:p>
         </w:tc>
@@ -6783,7 +7042,7 @@
                 <w:sz w:val="18"/>
                 <w:szCs w:val="18"/>
               </w:rPr>
-              <w:t xml:space="preserve">0,48 s</w:t>
+              <w:t xml:space="preserve">0,62 s</w:t>
             </w:r>
           </w:p>
         </w:tc>
@@ -6901,7 +7160,7 @@
                 <w:sz w:val="18"/>
                 <w:szCs w:val="18"/>
               </w:rPr>
-              <w:t xml:space="preserve">CT-SEG-04 · inicio de sesión sin estado de extremo a extremo (SYS-FN-04, ADR-04): una contraseña incorrecta recibe el mensaje genérico</w:t>
+              <w:t xml:space="preserve">CT-SEG-04 · inicio de sesión sin estado de extremo a extremo (SYS-FN-04, ADR-04): el Administrador inicia sesión, ve su rol, conserva la sesión al recargar y la cierra</w:t>
             </w:r>
           </w:p>
         </w:tc>
@@ -6930,7 +7189,7 @@
                 <w:sz w:val="18"/>
                 <w:szCs w:val="18"/>
               </w:rPr>
-              <w:t xml:space="preserve">0,23 s</w:t>
+              <w:t xml:space="preserve">0,51 s</w:t>
             </w:r>
           </w:p>
         </w:tc>
@@ -7048,6 +7307,300 @@
                 <w:sz w:val="18"/>
                 <w:szCs w:val="18"/>
               </w:rPr>
+              <w:t xml:space="preserve">CT-SEG-04 · inicio de sesión sin estado de extremo a extremo (SYS-FN-04, ADR-04): una cuenta «Pendiente de validación» no inicia sesión (DIS-25)</w:t>
+            </w:r>
+          </w:p>
+        </w:tc>
+        <w:tc>
+          <w:tcPr>
+            <w:tcW w:type="dxa" w:w="1029"/>
+            <w:tcBorders>
+              <w:top w:val="single" w:color="A6A6A6" w:sz="4"/>
+              <w:left w:val="single" w:color="A6A6A6" w:sz="4"/>
+              <w:bottom w:val="single" w:color="A6A6A6" w:sz="4"/>
+              <w:right w:val="single" w:color="A6A6A6" w:sz="4"/>
+            </w:tcBorders>
+            <w:tcMar>
+              <w:top w:type="dxa" w:w="60"/>
+              <w:left w:type="dxa" w:w="90"/>
+              <w:bottom w:type="dxa" w:w="60"/>
+              <w:right w:type="dxa" w:w="90"/>
+            </w:tcMar>
+          </w:tcPr>
+          <w:p>
+            <w:pPr>
+              <w:spacing w:after="30"/>
+            </w:pPr>
+            <w:r>
+              <w:rPr>
+                <w:sz w:val="18"/>
+                <w:szCs w:val="18"/>
+              </w:rPr>
+              <w:t xml:space="preserve">0,62 s</w:t>
+            </w:r>
+          </w:p>
+        </w:tc>
+        <w:tc>
+          <w:tcPr>
+            <w:tcW w:type="dxa" w:w="1218"/>
+            <w:tcBorders>
+              <w:top w:val="single" w:color="A6A6A6" w:sz="4"/>
+              <w:left w:val="single" w:color="A6A6A6" w:sz="4"/>
+              <w:bottom w:val="single" w:color="A6A6A6" w:sz="4"/>
+              <w:right w:val="single" w:color="A6A6A6" w:sz="4"/>
+            </w:tcBorders>
+            <w:tcMar>
+              <w:top w:type="dxa" w:w="60"/>
+              <w:left w:type="dxa" w:w="90"/>
+              <w:bottom w:type="dxa" w:w="60"/>
+              <w:right w:type="dxa" w:w="90"/>
+            </w:tcMar>
+          </w:tcPr>
+          <w:p>
+            <w:pPr>
+              <w:spacing w:after="30"/>
+            </w:pPr>
+            <w:r>
+              <w:rPr>
+                <w:sz w:val="18"/>
+                <w:szCs w:val="18"/>
+              </w:rPr>
+              <w:t xml:space="preserve">Pasa</w:t>
+            </w:r>
+          </w:p>
+        </w:tc>
+      </w:tr>
+      <w:tr>
+        <w:tc>
+          <w:tcPr>
+            <w:tcW w:type="dxa" w:w="936"/>
+            <w:tcBorders>
+              <w:top w:val="single" w:color="A6A6A6" w:sz="4"/>
+              <w:left w:val="single" w:color="A6A6A6" w:sz="4"/>
+              <w:bottom w:val="single" w:color="A6A6A6" w:sz="4"/>
+              <w:right w:val="single" w:color="A6A6A6" w:sz="4"/>
+            </w:tcBorders>
+            <w:tcMar>
+              <w:top w:type="dxa" w:w="60"/>
+              <w:left w:type="dxa" w:w="90"/>
+              <w:bottom w:type="dxa" w:w="60"/>
+              <w:right w:type="dxa" w:w="90"/>
+            </w:tcMar>
+          </w:tcPr>
+          <w:p>
+            <w:pPr>
+              <w:spacing w:after="30"/>
+            </w:pPr>
+            <w:r>
+              <w:rPr>
+                <w:sz w:val="18"/>
+                <w:szCs w:val="18"/>
+              </w:rPr>
+              <w:t xml:space="preserve">CP-SIS-23</w:t>
+            </w:r>
+          </w:p>
+        </w:tc>
+        <w:tc>
+          <w:tcPr>
+            <w:tcW w:type="dxa" w:w="1497"/>
+            <w:tcBorders>
+              <w:top w:val="single" w:color="A6A6A6" w:sz="4"/>
+              <w:left w:val="single" w:color="A6A6A6" w:sz="4"/>
+              <w:bottom w:val="single" w:color="A6A6A6" w:sz="4"/>
+              <w:right w:val="single" w:color="A6A6A6" w:sz="4"/>
+            </w:tcBorders>
+            <w:tcMar>
+              <w:top w:type="dxa" w:w="60"/>
+              <w:left w:type="dxa" w:w="90"/>
+              <w:bottom w:type="dxa" w:w="60"/>
+              <w:right w:type="dxa" w:w="90"/>
+            </w:tcMar>
+          </w:tcPr>
+          <w:p>
+            <w:pPr>
+              <w:spacing w:after="30"/>
+            </w:pPr>
+            <w:r>
+              <w:rPr>
+                <w:sz w:val="18"/>
+                <w:szCs w:val="18"/>
+              </w:rPr>
+              <w:t xml:space="preserve">sesion.spec.ts</w:t>
+            </w:r>
+          </w:p>
+        </w:tc>
+        <w:tc>
+          <w:tcPr>
+            <w:tcW w:type="dxa" w:w="4680"/>
+            <w:tcBorders>
+              <w:top w:val="single" w:color="A6A6A6" w:sz="4"/>
+              <w:left w:val="single" w:color="A6A6A6" w:sz="4"/>
+              <w:bottom w:val="single" w:color="A6A6A6" w:sz="4"/>
+              <w:right w:val="single" w:color="A6A6A6" w:sz="4"/>
+            </w:tcBorders>
+            <w:tcMar>
+              <w:top w:type="dxa" w:w="60"/>
+              <w:left w:type="dxa" w:w="90"/>
+              <w:bottom w:type="dxa" w:w="60"/>
+              <w:right w:type="dxa" w:w="90"/>
+            </w:tcMar>
+          </w:tcPr>
+          <w:p>
+            <w:pPr>
+              <w:spacing w:after="30"/>
+            </w:pPr>
+            <w:r>
+              <w:rPr>
+                <w:sz w:val="18"/>
+                <w:szCs w:val="18"/>
+              </w:rPr>
+              <w:t xml:space="preserve">CT-SEG-04 · inicio de sesión sin estado de extremo a extremo (SYS-FN-04, ADR-04): una contraseña incorrecta recibe el mensaje genérico</w:t>
+            </w:r>
+          </w:p>
+        </w:tc>
+        <w:tc>
+          <w:tcPr>
+            <w:tcW w:type="dxa" w:w="1029"/>
+            <w:tcBorders>
+              <w:top w:val="single" w:color="A6A6A6" w:sz="4"/>
+              <w:left w:val="single" w:color="A6A6A6" w:sz="4"/>
+              <w:bottom w:val="single" w:color="A6A6A6" w:sz="4"/>
+              <w:right w:val="single" w:color="A6A6A6" w:sz="4"/>
+            </w:tcBorders>
+            <w:tcMar>
+              <w:top w:type="dxa" w:w="60"/>
+              <w:left w:type="dxa" w:w="90"/>
+              <w:bottom w:type="dxa" w:w="60"/>
+              <w:right w:type="dxa" w:w="90"/>
+            </w:tcMar>
+          </w:tcPr>
+          <w:p>
+            <w:pPr>
+              <w:spacing w:after="30"/>
+            </w:pPr>
+            <w:r>
+              <w:rPr>
+                <w:sz w:val="18"/>
+                <w:szCs w:val="18"/>
+              </w:rPr>
+              <w:t xml:space="preserve">0,32 s</w:t>
+            </w:r>
+          </w:p>
+        </w:tc>
+        <w:tc>
+          <w:tcPr>
+            <w:tcW w:type="dxa" w:w="1218"/>
+            <w:tcBorders>
+              <w:top w:val="single" w:color="A6A6A6" w:sz="4"/>
+              <w:left w:val="single" w:color="A6A6A6" w:sz="4"/>
+              <w:bottom w:val="single" w:color="A6A6A6" w:sz="4"/>
+              <w:right w:val="single" w:color="A6A6A6" w:sz="4"/>
+            </w:tcBorders>
+            <w:tcMar>
+              <w:top w:type="dxa" w:w="60"/>
+              <w:left w:type="dxa" w:w="90"/>
+              <w:bottom w:type="dxa" w:w="60"/>
+              <w:right w:type="dxa" w:w="90"/>
+            </w:tcMar>
+          </w:tcPr>
+          <w:p>
+            <w:pPr>
+              <w:spacing w:after="30"/>
+            </w:pPr>
+            <w:r>
+              <w:rPr>
+                <w:sz w:val="18"/>
+                <w:szCs w:val="18"/>
+              </w:rPr>
+              <w:t xml:space="preserve">Pasa</w:t>
+            </w:r>
+          </w:p>
+        </w:tc>
+      </w:tr>
+      <w:tr>
+        <w:tc>
+          <w:tcPr>
+            <w:tcW w:type="dxa" w:w="936"/>
+            <w:tcBorders>
+              <w:top w:val="single" w:color="A6A6A6" w:sz="4"/>
+              <w:left w:val="single" w:color="A6A6A6" w:sz="4"/>
+              <w:bottom w:val="single" w:color="A6A6A6" w:sz="4"/>
+              <w:right w:val="single" w:color="A6A6A6" w:sz="4"/>
+            </w:tcBorders>
+            <w:tcMar>
+              <w:top w:type="dxa" w:w="60"/>
+              <w:left w:type="dxa" w:w="90"/>
+              <w:bottom w:type="dxa" w:w="60"/>
+              <w:right w:type="dxa" w:w="90"/>
+            </w:tcMar>
+          </w:tcPr>
+          <w:p>
+            <w:pPr>
+              <w:spacing w:after="30"/>
+            </w:pPr>
+            <w:r>
+              <w:rPr>
+                <w:sz w:val="18"/>
+                <w:szCs w:val="18"/>
+              </w:rPr>
+              <w:t xml:space="preserve">CP-SIS-24</w:t>
+            </w:r>
+          </w:p>
+        </w:tc>
+        <w:tc>
+          <w:tcPr>
+            <w:tcW w:type="dxa" w:w="1497"/>
+            <w:tcBorders>
+              <w:top w:val="single" w:color="A6A6A6" w:sz="4"/>
+              <w:left w:val="single" w:color="A6A6A6" w:sz="4"/>
+              <w:bottom w:val="single" w:color="A6A6A6" w:sz="4"/>
+              <w:right w:val="single" w:color="A6A6A6" w:sz="4"/>
+            </w:tcBorders>
+            <w:tcMar>
+              <w:top w:type="dxa" w:w="60"/>
+              <w:left w:type="dxa" w:w="90"/>
+              <w:bottom w:type="dxa" w:w="60"/>
+              <w:right w:type="dxa" w:w="90"/>
+            </w:tcMar>
+          </w:tcPr>
+          <w:p>
+            <w:pPr>
+              <w:spacing w:after="30"/>
+            </w:pPr>
+            <w:r>
+              <w:rPr>
+                <w:sz w:val="18"/>
+                <w:szCs w:val="18"/>
+              </w:rPr>
+              <w:t xml:space="preserve">sesion.spec.ts</w:t>
+            </w:r>
+          </w:p>
+        </w:tc>
+        <w:tc>
+          <w:tcPr>
+            <w:tcW w:type="dxa" w:w="4680"/>
+            <w:tcBorders>
+              <w:top w:val="single" w:color="A6A6A6" w:sz="4"/>
+              <w:left w:val="single" w:color="A6A6A6" w:sz="4"/>
+              <w:bottom w:val="single" w:color="A6A6A6" w:sz="4"/>
+              <w:right w:val="single" w:color="A6A6A6" w:sz="4"/>
+            </w:tcBorders>
+            <w:tcMar>
+              <w:top w:type="dxa" w:w="60"/>
+              <w:left w:type="dxa" w:w="90"/>
+              <w:bottom w:type="dxa" w:w="60"/>
+              <w:right w:type="dxa" w:w="90"/>
+            </w:tcMar>
+          </w:tcPr>
+          <w:p>
+            <w:pPr>
+              <w:spacing w:after="30"/>
+            </w:pPr>
+            <w:r>
+              <w:rPr>
+                <w:sz w:val="18"/>
+                <w:szCs w:val="18"/>
+              </w:rPr>
               <w:t xml:space="preserve">CT-SEG-07 · bloqueo temporal tras 5 intentos fallidos (SYS-FN-07, DIS-34): el quinto intento fallido bloquea la cuenta y el trabajador avisa al correo registrado</w:t>
             </w:r>
           </w:p>
@@ -7077,7 +7630,154 @@
                 <w:sz w:val="18"/>
                 <w:szCs w:val="18"/>
               </w:rPr>
-              <w:t xml:space="preserve">1,90 s</w:t>
+              <w:t xml:space="preserve">1,61 s</w:t>
+            </w:r>
+          </w:p>
+        </w:tc>
+        <w:tc>
+          <w:tcPr>
+            <w:tcW w:type="dxa" w:w="1218"/>
+            <w:tcBorders>
+              <w:top w:val="single" w:color="A6A6A6" w:sz="4"/>
+              <w:left w:val="single" w:color="A6A6A6" w:sz="4"/>
+              <w:bottom w:val="single" w:color="A6A6A6" w:sz="4"/>
+              <w:right w:val="single" w:color="A6A6A6" w:sz="4"/>
+            </w:tcBorders>
+            <w:tcMar>
+              <w:top w:type="dxa" w:w="60"/>
+              <w:left w:type="dxa" w:w="90"/>
+              <w:bottom w:type="dxa" w:w="60"/>
+              <w:right w:type="dxa" w:w="90"/>
+            </w:tcMar>
+          </w:tcPr>
+          <w:p>
+            <w:pPr>
+              <w:spacing w:after="30"/>
+            </w:pPr>
+            <w:r>
+              <w:rPr>
+                <w:sz w:val="18"/>
+                <w:szCs w:val="18"/>
+              </w:rPr>
+              <w:t xml:space="preserve">Pasa</w:t>
+            </w:r>
+          </w:p>
+        </w:tc>
+      </w:tr>
+      <w:tr>
+        <w:tc>
+          <w:tcPr>
+            <w:tcW w:type="dxa" w:w="936"/>
+            <w:tcBorders>
+              <w:top w:val="single" w:color="A6A6A6" w:sz="4"/>
+              <w:left w:val="single" w:color="A6A6A6" w:sz="4"/>
+              <w:bottom w:val="single" w:color="A6A6A6" w:sz="4"/>
+              <w:right w:val="single" w:color="A6A6A6" w:sz="4"/>
+            </w:tcBorders>
+            <w:tcMar>
+              <w:top w:type="dxa" w:w="60"/>
+              <w:left w:type="dxa" w:w="90"/>
+              <w:bottom w:type="dxa" w:w="60"/>
+              <w:right w:type="dxa" w:w="90"/>
+            </w:tcMar>
+          </w:tcPr>
+          <w:p>
+            <w:pPr>
+              <w:spacing w:after="30"/>
+            </w:pPr>
+            <w:r>
+              <w:rPr>
+                <w:sz w:val="18"/>
+                <w:szCs w:val="18"/>
+              </w:rPr>
+              <w:t xml:space="preserve">CP-SIS-25</w:t>
+            </w:r>
+          </w:p>
+        </w:tc>
+        <w:tc>
+          <w:tcPr>
+            <w:tcW w:type="dxa" w:w="1497"/>
+            <w:tcBorders>
+              <w:top w:val="single" w:color="A6A6A6" w:sz="4"/>
+              <w:left w:val="single" w:color="A6A6A6" w:sz="4"/>
+              <w:bottom w:val="single" w:color="A6A6A6" w:sz="4"/>
+              <w:right w:val="single" w:color="A6A6A6" w:sz="4"/>
+            </w:tcBorders>
+            <w:tcMar>
+              <w:top w:type="dxa" w:w="60"/>
+              <w:left w:type="dxa" w:w="90"/>
+              <w:bottom w:type="dxa" w:w="60"/>
+              <w:right w:type="dxa" w:w="90"/>
+            </w:tcMar>
+          </w:tcPr>
+          <w:p>
+            <w:pPr>
+              <w:spacing w:after="30"/>
+            </w:pPr>
+            <w:r>
+              <w:rPr>
+                <w:sz w:val="18"/>
+                <w:szCs w:val="18"/>
+              </w:rPr>
+              <w:t xml:space="preserve">sesion.spec.ts</w:t>
+            </w:r>
+          </w:p>
+        </w:tc>
+        <w:tc>
+          <w:tcPr>
+            <w:tcW w:type="dxa" w:w="4680"/>
+            <w:tcBorders>
+              <w:top w:val="single" w:color="A6A6A6" w:sz="4"/>
+              <w:left w:val="single" w:color="A6A6A6" w:sz="4"/>
+              <w:bottom w:val="single" w:color="A6A6A6" w:sz="4"/>
+              <w:right w:val="single" w:color="A6A6A6" w:sz="4"/>
+            </w:tcBorders>
+            <w:tcMar>
+              <w:top w:type="dxa" w:w="60"/>
+              <w:left w:type="dxa" w:w="90"/>
+              <w:bottom w:type="dxa" w:w="60"/>
+              <w:right w:type="dxa" w:w="90"/>
+            </w:tcMar>
+          </w:tcPr>
+          <w:p>
+            <w:pPr>
+              <w:spacing w:after="30"/>
+            </w:pPr>
+            <w:r>
+              <w:rPr>
+                <w:sz w:val="18"/>
+                <w:szCs w:val="18"/>
+              </w:rPr>
+              <w:t xml:space="preserve">CT-SEG-08 · máximo dos dispositivos por cuenta comercial (SYS-FN-08, DIS-37): al iniciar sesión en tres dispositivos, la primera sesión queda invalidada y las otras dos siguen activas</w:t>
+            </w:r>
+          </w:p>
+        </w:tc>
+        <w:tc>
+          <w:tcPr>
+            <w:tcW w:type="dxa" w:w="1029"/>
+            <w:tcBorders>
+              <w:top w:val="single" w:color="A6A6A6" w:sz="4"/>
+              <w:left w:val="single" w:color="A6A6A6" w:sz="4"/>
+              <w:bottom w:val="single" w:color="A6A6A6" w:sz="4"/>
+              <w:right w:val="single" w:color="A6A6A6" w:sz="4"/>
+            </w:tcBorders>
+            <w:tcMar>
+              <w:top w:type="dxa" w:w="60"/>
+              <w:left w:type="dxa" w:w="90"/>
+              <w:bottom w:type="dxa" w:w="60"/>
+              <w:right w:type="dxa" w:w="90"/>
+            </w:tcMar>
+          </w:tcPr>
+          <w:p>
+            <w:pPr>
+              <w:spacing w:after="30"/>
+            </w:pPr>
+            <w:r>
+              <w:rPr>
+                <w:sz w:val="18"/>
+                <w:szCs w:val="18"/>
+              </w:rPr>
+              <w:t xml:space="preserve">1,97 s</w:t>
             </w:r>
           </w:p>
         </w:tc>
@@ -7128,7 +7828,7 @@
         <w:jc w:val="both"/>
       </w:pPr>
       <w:r>
-        <w:t xml:space="preserve">La batería principal ejecutó 51 casos de integración HTTP contra PostgreSQL real en la ejecución 39042977012, todos en verde. Cada respuesta se valida contra </w:t>
+        <w:t xml:space="preserve">La batería principal ejecutó 60 casos de integración HTTP contra PostgreSQL real en la ejecución 39339908565, todos en verde. Cada respuesta se valida contra </w:t>
       </w:r>
       <w:r>
         <w:rPr>
@@ -7265,7 +7965,7 @@
                 <w:sz w:val="18"/>
                 <w:szCs w:val="18"/>
               </w:rPr>
-              <w:t xml:space="preserve">linea-base.spec.ts</w:t>
+              <w:t xml:space="preserve">recuperacion.spec.ts</w:t>
             </w:r>
           </w:p>
         </w:tc>
@@ -7294,7 +7994,7 @@
                 <w:sz w:val="18"/>
                 <w:szCs w:val="18"/>
               </w:rPr>
-              <w:t xml:space="preserve">5</w:t>
+              <w:t xml:space="preserve">6</w:t>
             </w:r>
           </w:p>
         </w:tc>
@@ -7509,7 +8209,129 @@
                 <w:sz w:val="18"/>
                 <w:szCs w:val="18"/>
               </w:rPr>
+              <w:t xml:space="preserve">linea-base.spec.ts</w:t>
+            </w:r>
+          </w:p>
+        </w:tc>
+        <w:tc>
+          <w:tcPr>
+            <w:tcW w:type="dxa" w:w="1872"/>
+            <w:tcBorders>
+              <w:top w:val="single" w:color="A6A6A6" w:sz="4"/>
+              <w:left w:val="single" w:color="A6A6A6" w:sz="4"/>
+              <w:bottom w:val="single" w:color="A6A6A6" w:sz="4"/>
+              <w:right w:val="single" w:color="A6A6A6" w:sz="4"/>
+            </w:tcBorders>
+            <w:tcMar>
+              <w:top w:type="dxa" w:w="60"/>
+              <w:left w:type="dxa" w:w="90"/>
+              <w:bottom w:type="dxa" w:w="60"/>
+              <w:right w:type="dxa" w:w="90"/>
+            </w:tcMar>
+          </w:tcPr>
+          <w:p>
+            <w:pPr>
+              <w:spacing w:after="30"/>
+            </w:pPr>
+            <w:r>
+              <w:rPr>
+                <w:sz w:val="18"/>
+                <w:szCs w:val="18"/>
+              </w:rPr>
+              <w:t xml:space="preserve">5</w:t>
+            </w:r>
+          </w:p>
+        </w:tc>
+      </w:tr>
+      <w:tr>
+        <w:tc>
+          <w:tcPr>
+            <w:tcW w:type="dxa" w:w="7488"/>
+            <w:tcBorders>
+              <w:top w:val="single" w:color="A6A6A6" w:sz="4"/>
+              <w:left w:val="single" w:color="A6A6A6" w:sz="4"/>
+              <w:bottom w:val="single" w:color="A6A6A6" w:sz="4"/>
+              <w:right w:val="single" w:color="A6A6A6" w:sz="4"/>
+            </w:tcBorders>
+            <w:tcMar>
+              <w:top w:type="dxa" w:w="60"/>
+              <w:left w:type="dxa" w:w="90"/>
+              <w:bottom w:type="dxa" w:w="60"/>
+              <w:right w:type="dxa" w:w="90"/>
+            </w:tcMar>
+          </w:tcPr>
+          <w:p>
+            <w:pPr>
+              <w:spacing w:after="30"/>
+            </w:pPr>
+            <w:r>
+              <w:rPr>
+                <w:rFonts w:ascii="Consolas" w:cs="Consolas" w:eastAsia="Consolas" w:hAnsi="Consolas"/>
+                <w:sz w:val="18"/>
+                <w:szCs w:val="18"/>
+              </w:rPr>
               <w:t xml:space="preserve">bloqueo.spec.ts</w:t>
+            </w:r>
+          </w:p>
+        </w:tc>
+        <w:tc>
+          <w:tcPr>
+            <w:tcW w:type="dxa" w:w="1872"/>
+            <w:tcBorders>
+              <w:top w:val="single" w:color="A6A6A6" w:sz="4"/>
+              <w:left w:val="single" w:color="A6A6A6" w:sz="4"/>
+              <w:bottom w:val="single" w:color="A6A6A6" w:sz="4"/>
+              <w:right w:val="single" w:color="A6A6A6" w:sz="4"/>
+            </w:tcBorders>
+            <w:tcMar>
+              <w:top w:type="dxa" w:w="60"/>
+              <w:left w:type="dxa" w:w="90"/>
+              <w:bottom w:type="dxa" w:w="60"/>
+              <w:right w:type="dxa" w:w="90"/>
+            </w:tcMar>
+          </w:tcPr>
+          <w:p>
+            <w:pPr>
+              <w:spacing w:after="30"/>
+            </w:pPr>
+            <w:r>
+              <w:rPr>
+                <w:sz w:val="18"/>
+                <w:szCs w:val="18"/>
+              </w:rPr>
+              <w:t xml:space="preserve">3</w:t>
+            </w:r>
+          </w:p>
+        </w:tc>
+      </w:tr>
+      <w:tr>
+        <w:tc>
+          <w:tcPr>
+            <w:tcW w:type="dxa" w:w="7488"/>
+            <w:tcBorders>
+              <w:top w:val="single" w:color="A6A6A6" w:sz="4"/>
+              <w:left w:val="single" w:color="A6A6A6" w:sz="4"/>
+              <w:bottom w:val="single" w:color="A6A6A6" w:sz="4"/>
+              <w:right w:val="single" w:color="A6A6A6" w:sz="4"/>
+            </w:tcBorders>
+            <w:tcMar>
+              <w:top w:type="dxa" w:w="60"/>
+              <w:left w:type="dxa" w:w="90"/>
+              <w:bottom w:type="dxa" w:w="60"/>
+              <w:right w:type="dxa" w:w="90"/>
+            </w:tcMar>
+          </w:tcPr>
+          <w:p>
+            <w:pPr>
+              <w:spacing w:after="30"/>
+            </w:pPr>
+            <w:r>
+              <w:rPr>
+                <w:rFonts w:ascii="Consolas" w:cs="Consolas" w:eastAsia="Consolas" w:hAnsi="Consolas"/>
+                <w:sz w:val="18"/>
+                <w:szCs w:val="18"/>
+              </w:rPr>
+              <w:t xml:space="preserve">dispositivos.spec.ts</w:t>
             </w:r>
           </w:p>
         </w:tc>
@@ -8597,6 +9419,273 @@
                 <w:sz w:val="18"/>
                 <w:szCs w:val="18"/>
               </w:rPr>
+              <w:t xml:space="preserve">CT-SEG-05 (SYS-FN-05)</w:t>
+            </w:r>
+          </w:p>
+        </w:tc>
+        <w:tc>
+          <w:tcPr>
+            <w:tcW w:type="dxa" w:w="2059"/>
+            <w:tcBorders>
+              <w:top w:val="single" w:color="A6A6A6" w:sz="4"/>
+              <w:left w:val="single" w:color="A6A6A6" w:sz="4"/>
+              <w:bottom w:val="single" w:color="A6A6A6" w:sz="4"/>
+              <w:right w:val="single" w:color="A6A6A6" w:sz="4"/>
+            </w:tcBorders>
+            <w:tcMar>
+              <w:top w:type="dxa" w:w="60"/>
+              <w:left w:type="dxa" w:w="90"/>
+              <w:bottom w:type="dxa" w:w="60"/>
+              <w:right w:type="dxa" w:w="90"/>
+            </w:tcMar>
+          </w:tcPr>
+          <w:p>
+            <w:pPr>
+              <w:spacing w:after="30"/>
+            </w:pPr>
+            <w:r>
+              <w:rPr>
+                <w:sz w:val="18"/>
+                <w:szCs w:val="18"/>
+              </w:rPr>
+              <w:t xml:space="preserve">Prueba</w:t>
+            </w:r>
+          </w:p>
+        </w:tc>
+        <w:tc>
+          <w:tcPr>
+            <w:tcW w:type="dxa" w:w="3744"/>
+            <w:tcBorders>
+              <w:top w:val="single" w:color="A6A6A6" w:sz="4"/>
+              <w:left w:val="single" w:color="A6A6A6" w:sz="4"/>
+              <w:bottom w:val="single" w:color="A6A6A6" w:sz="4"/>
+              <w:right w:val="single" w:color="A6A6A6" w:sz="4"/>
+            </w:tcBorders>
+            <w:tcMar>
+              <w:top w:type="dxa" w:w="60"/>
+              <w:left w:type="dxa" w:w="90"/>
+              <w:bottom w:type="dxa" w:w="60"/>
+              <w:right w:type="dxa" w:w="90"/>
+            </w:tcMar>
+          </w:tcPr>
+          <w:p>
+            <w:pPr>
+              <w:spacing w:after="30"/>
+            </w:pPr>
+            <w:r>
+              <w:rPr>
+                <w:rFonts w:ascii="Consolas" w:cs="Consolas" w:eastAsia="Consolas" w:hAnsi="Consolas"/>
+                <w:sz w:val="18"/>
+                <w:szCs w:val="18"/>
+              </w:rPr>
+              <w:t xml:space="preserve">recuperacion.spec.ts</w:t>
+            </w:r>
+            <w:r>
+              <w:rPr>
+                <w:sz w:val="18"/>
+                <w:szCs w:val="18"/>
+              </w:rPr>
+              <w:t xml:space="preserve"> (sistema, 2; integración, 6, con el enlace por correo y la expiración a los 16 minutos)</w:t>
+            </w:r>
+          </w:p>
+        </w:tc>
+        <w:tc>
+          <w:tcPr>
+            <w:tcW w:type="dxa" w:w="1498"/>
+            <w:tcBorders>
+              <w:top w:val="single" w:color="A6A6A6" w:sz="4"/>
+              <w:left w:val="single" w:color="A6A6A6" w:sz="4"/>
+              <w:bottom w:val="single" w:color="A6A6A6" w:sz="4"/>
+              <w:right w:val="single" w:color="A6A6A6" w:sz="4"/>
+            </w:tcBorders>
+            <w:tcMar>
+              <w:top w:type="dxa" w:w="60"/>
+              <w:left w:type="dxa" w:w="90"/>
+              <w:bottom w:type="dxa" w:w="60"/>
+              <w:right w:type="dxa" w:w="90"/>
+            </w:tcMar>
+          </w:tcPr>
+          <w:p>
+            <w:pPr>
+              <w:spacing w:after="30"/>
+            </w:pPr>
+            <w:r>
+              <w:rPr>
+                <w:sz w:val="18"/>
+                <w:szCs w:val="18"/>
+              </w:rPr>
+              <w:t xml:space="preserve">Pasa</w:t>
+            </w:r>
+          </w:p>
+        </w:tc>
+      </w:tr>
+      <w:tr>
+        <w:tc>
+          <w:tcPr>
+            <w:tcW w:type="dxa" w:w="2059"/>
+            <w:tcBorders>
+              <w:top w:val="single" w:color="A6A6A6" w:sz="4"/>
+              <w:left w:val="single" w:color="A6A6A6" w:sz="4"/>
+              <w:bottom w:val="single" w:color="A6A6A6" w:sz="4"/>
+              <w:right w:val="single" w:color="A6A6A6" w:sz="4"/>
+            </w:tcBorders>
+            <w:tcMar>
+              <w:top w:type="dxa" w:w="60"/>
+              <w:left w:type="dxa" w:w="90"/>
+              <w:bottom w:type="dxa" w:w="60"/>
+              <w:right w:type="dxa" w:w="90"/>
+            </w:tcMar>
+          </w:tcPr>
+          <w:p>
+            <w:pPr>
+              <w:spacing w:after="30"/>
+            </w:pPr>
+            <w:r>
+              <w:rPr>
+                <w:sz w:val="18"/>
+                <w:szCs w:val="18"/>
+              </w:rPr>
+              <w:t xml:space="preserve">CT-SEG-08 (SYS-FN-08)</w:t>
+            </w:r>
+          </w:p>
+        </w:tc>
+        <w:tc>
+          <w:tcPr>
+            <w:tcW w:type="dxa" w:w="2059"/>
+            <w:tcBorders>
+              <w:top w:val="single" w:color="A6A6A6" w:sz="4"/>
+              <w:left w:val="single" w:color="A6A6A6" w:sz="4"/>
+              <w:bottom w:val="single" w:color="A6A6A6" w:sz="4"/>
+              <w:right w:val="single" w:color="A6A6A6" w:sz="4"/>
+            </w:tcBorders>
+            <w:tcMar>
+              <w:top w:type="dxa" w:w="60"/>
+              <w:left w:type="dxa" w:w="90"/>
+              <w:bottom w:type="dxa" w:w="60"/>
+              <w:right w:type="dxa" w:w="90"/>
+            </w:tcMar>
+          </w:tcPr>
+          <w:p>
+            <w:pPr>
+              <w:spacing w:after="30"/>
+            </w:pPr>
+            <w:r>
+              <w:rPr>
+                <w:sz w:val="18"/>
+                <w:szCs w:val="18"/>
+              </w:rPr>
+              <w:t xml:space="preserve">Prueba</w:t>
+            </w:r>
+          </w:p>
+        </w:tc>
+        <w:tc>
+          <w:tcPr>
+            <w:tcW w:type="dxa" w:w="3744"/>
+            <w:tcBorders>
+              <w:top w:val="single" w:color="A6A6A6" w:sz="4"/>
+              <w:left w:val="single" w:color="A6A6A6" w:sz="4"/>
+              <w:bottom w:val="single" w:color="A6A6A6" w:sz="4"/>
+              <w:right w:val="single" w:color="A6A6A6" w:sz="4"/>
+            </w:tcBorders>
+            <w:tcMar>
+              <w:top w:type="dxa" w:w="60"/>
+              <w:left w:type="dxa" w:w="90"/>
+              <w:bottom w:type="dxa" w:w="60"/>
+              <w:right w:type="dxa" w:w="90"/>
+            </w:tcMar>
+          </w:tcPr>
+          <w:p>
+            <w:pPr>
+              <w:spacing w:after="30"/>
+            </w:pPr>
+            <w:r>
+              <w:rPr>
+                <w:rFonts w:ascii="Consolas" w:cs="Consolas" w:eastAsia="Consolas" w:hAnsi="Consolas"/>
+                <w:sz w:val="18"/>
+                <w:szCs w:val="18"/>
+              </w:rPr>
+              <w:t xml:space="preserve">sesion.spec.ts</w:t>
+            </w:r>
+            <w:r>
+              <w:rPr>
+                <w:sz w:val="18"/>
+                <w:szCs w:val="18"/>
+              </w:rPr>
+              <w:t xml:space="preserve"> (sistema, tres contextos de navegador); </w:t>
+            </w:r>
+            <w:r>
+              <w:rPr>
+                <w:rFonts w:ascii="Consolas" w:cs="Consolas" w:eastAsia="Consolas" w:hAnsi="Consolas"/>
+                <w:sz w:val="18"/>
+                <w:szCs w:val="18"/>
+              </w:rPr>
+              <w:t xml:space="preserve">dispositivos.spec.ts</w:t>
+            </w:r>
+            <w:r>
+              <w:rPr>
+                <w:sz w:val="18"/>
+                <w:szCs w:val="18"/>
+              </w:rPr>
+              <w:t xml:space="preserve"> (integración, 3)</w:t>
+            </w:r>
+          </w:p>
+        </w:tc>
+        <w:tc>
+          <w:tcPr>
+            <w:tcW w:type="dxa" w:w="1498"/>
+            <w:tcBorders>
+              <w:top w:val="single" w:color="A6A6A6" w:sz="4"/>
+              <w:left w:val="single" w:color="A6A6A6" w:sz="4"/>
+              <w:bottom w:val="single" w:color="A6A6A6" w:sz="4"/>
+              <w:right w:val="single" w:color="A6A6A6" w:sz="4"/>
+            </w:tcBorders>
+            <w:tcMar>
+              <w:top w:type="dxa" w:w="60"/>
+              <w:left w:type="dxa" w:w="90"/>
+              <w:bottom w:type="dxa" w:w="60"/>
+              <w:right w:type="dxa" w:w="90"/>
+            </w:tcMar>
+          </w:tcPr>
+          <w:p>
+            <w:pPr>
+              <w:spacing w:after="30"/>
+            </w:pPr>
+            <w:r>
+              <w:rPr>
+                <w:sz w:val="18"/>
+                <w:szCs w:val="18"/>
+              </w:rPr>
+              <w:t xml:space="preserve">Pasa</w:t>
+            </w:r>
+          </w:p>
+        </w:tc>
+      </w:tr>
+      <w:tr>
+        <w:tc>
+          <w:tcPr>
+            <w:tcW w:type="dxa" w:w="2059"/>
+            <w:tcBorders>
+              <w:top w:val="single" w:color="A6A6A6" w:sz="4"/>
+              <w:left w:val="single" w:color="A6A6A6" w:sz="4"/>
+              <w:bottom w:val="single" w:color="A6A6A6" w:sz="4"/>
+              <w:right w:val="single" w:color="A6A6A6" w:sz="4"/>
+            </w:tcBorders>
+            <w:tcMar>
+              <w:top w:type="dxa" w:w="60"/>
+              <w:left w:type="dxa" w:w="90"/>
+              <w:bottom w:type="dxa" w:w="60"/>
+              <w:right w:type="dxa" w:w="90"/>
+            </w:tcMar>
+          </w:tcPr>
+          <w:p>
+            <w:pPr>
+              <w:spacing w:after="30"/>
+            </w:pPr>
+            <w:r>
+              <w:rPr>
+                <w:sz w:val="18"/>
+                <w:szCs w:val="18"/>
+              </w:rPr>
               <w:t xml:space="preserve">SYS-FN-35</w:t>
             </w:r>
           </w:p>
@@ -9530,7 +10619,7 @@
                 <w:sz w:val="18"/>
                 <w:szCs w:val="18"/>
               </w:rPr>
-              <w:t xml:space="preserve">22 ejecutados · 22 pasan · 0 fallan</w:t>
+              <w:t xml:space="preserve">25 ejecutados · 25 pasan · 0 fallan</w:t>
             </w:r>
           </w:p>
         </w:tc>
@@ -9590,7 +10679,7 @@
                 <w:sz w:val="18"/>
                 <w:szCs w:val="18"/>
               </w:rPr>
-              <w:t xml:space="preserve">51 ejecutados · todos pasan</w:t>
+              <w:t xml:space="preserve">60 ejecutados · todos pasan</w:t>
             </w:r>
           </w:p>
         </w:tc>
@@ -9650,7 +10739,7 @@
                 <w:sz w:val="18"/>
                 <w:szCs w:val="18"/>
               </w:rPr>
-              <w:t xml:space="preserve">CT-REG-01, CT-REG-02, CT-ADM-03, CT-SEG-04, CT-SEG-07, SYS-FN-35 y SYS-FN-36: 7 de 7</w:t>
+              <w:t xml:space="preserve">CT-REG-01, CT-REG-02, CT-ADM-03, CT-SEG-04, CT-SEG-05, CT-SEG-07, CT-SEG-08, SYS-FN-35 y SYS-FN-36: 9 de 9</w:t>
             </w:r>
           </w:p>
         </w:tc>
@@ -9770,7 +10859,7 @@
                 <w:sz w:val="18"/>
                 <w:szCs w:val="18"/>
               </w:rPr>
-              <w:t xml:space="preserve">IT-01: 39023391840 (8 escenarios). IT-02: 39033238576 (13 escenarios). Con accesibilidad y CT-SEG-07: ejecución 39042977012 (22 escenarios)</w:t>
+              <w:t xml:space="preserve">IT-01: 39023391840 (8 escenarios). IT-02: 39033238576 (13 escenarios). Con accesibilidad: 39036501600 (21 escenarios). Con CT-SEG-07: 39042977012 (22). Con CT-SEG-05 y CT-SEG-08: ejecución 39339908565 (25 escenarios)</w:t>
             </w:r>
           </w:p>
         </w:tc>
@@ -10443,13 +11532,43 @@
     </w:tbl>
     <w:p>
       <w:pPr>
-        <w:pStyle w:val="Heading2"/>
+        <w:pStyle w:val="Heading3"/>
       </w:pPr>
       <w:bookmarkStart w:name="_Toc15" w:id="15"/>
       <w:r>
+        <w:t xml:space="preserve">Incidencia de la propia batería</w:t>
+      </w:r>
+      <w:bookmarkEnd w:id="15"/>
+    </w:p>
+    <w:p>
+      <w:pPr>
+        <w:spacing w:after="120" w:line="276"/>
+        <w:jc w:val="both"/>
+      </w:pPr>
+      <w:r>
+        <w:t xml:space="preserve">Al añadir los escenarios de CT-SEG-05, la batería de sistema, que sale entera de una sola IP, superó las 120 peticiones por minuto, y el límite de SYS-NFN-03 respondió 429 en tres escenarios posteriores, tal como está diseñado. No era un defecto del producto, sino una dependencia entre casos: cada escenario modela a un usuario distinto, pero compartían el contador. Se corrigió en </w:t>
+      </w:r>
+      <w:r>
+        <w:rPr>
+          <w:rFonts w:ascii="Consolas" w:cs="Consolas" w:eastAsia="Consolas" w:hAnsi="Consolas"/>
+          <w:sz w:val="20"/>
+          <w:szCs w:val="20"/>
+        </w:rPr>
+        <w:t xml:space="preserve">9b3ec5c</w:t>
+      </w:r>
+      <w:r>
+        <w:t xml:space="preserve"> con un fixture automático que pone a cero el contador de ADR-08 antes de cada escenario, con el rol propietario (independencia de los casos, ISO/IEC/IEEE 29119-3). El límite no cambió, y el 429 sigue verificado en la integración HTTP (AS-03).</w:t>
+      </w:r>
+    </w:p>
+    <w:p>
+      <w:pPr>
+        <w:pStyle w:val="Heading2"/>
+      </w:pPr>
+      <w:bookmarkStart w:name="_Toc16" w:id="16"/>
+      <w:r>
         <w:t xml:space="preserve">2.7 Lo construido y verificado frente a lo pendiente</w:t>
       </w:r>
-      <w:bookmarkEnd w:id="15"/>
+      <w:bookmarkEnd w:id="16"/>
     </w:p>
     <w:tbl>
       <w:tblPr>
@@ -10833,7 +11952,7 @@
                 <w:sz w:val="18"/>
                 <w:szCs w:val="18"/>
               </w:rPr>
-              <w:t xml:space="preserve">CT-SEG-05, CT-SEG-06 y CT-SEG-08</w:t>
+              <w:t xml:space="preserve">CT-SEG-05 (SYS-FN-05) y CT-SEG-08 (SYS-FN-08)</w:t>
             </w:r>
           </w:p>
         </w:tc>
@@ -10862,7 +11981,82 @@
                 <w:sz w:val="18"/>
                 <w:szCs w:val="18"/>
               </w:rPr>
-              <w:t xml:space="preserve">Pendientes: no construidos a la fecha de corte</w:t>
+              <w:t xml:space="preserve">Construidos y verificados en la rama </w:t>
+            </w:r>
+            <w:r>
+              <w:rPr>
+                <w:rFonts w:ascii="Consolas" w:cs="Consolas" w:eastAsia="Consolas" w:hAnsi="Consolas"/>
+                <w:sz w:val="18"/>
+                <w:szCs w:val="18"/>
+              </w:rPr>
+              <w:t xml:space="preserve">it-02/recuperacion</w:t>
+            </w:r>
+            <w:r>
+              <w:rPr>
+                <w:sz w:val="18"/>
+                <w:szCs w:val="18"/>
+              </w:rPr>
+              <w:t xml:space="preserve"> (ejecución 39339908565, 10/10 en verde), pendientes de la PR #8</w:t>
+            </w:r>
+          </w:p>
+        </w:tc>
+      </w:tr>
+      <w:tr>
+        <w:tc>
+          <w:tcPr>
+            <w:tcW w:type="dxa" w:w="4680"/>
+            <w:tcBorders>
+              <w:top w:val="single" w:color="A6A6A6" w:sz="4"/>
+              <w:left w:val="single" w:color="A6A6A6" w:sz="4"/>
+              <w:bottom w:val="single" w:color="A6A6A6" w:sz="4"/>
+              <w:right w:val="single" w:color="A6A6A6" w:sz="4"/>
+            </w:tcBorders>
+            <w:tcMar>
+              <w:top w:type="dxa" w:w="60"/>
+              <w:left w:type="dxa" w:w="90"/>
+              <w:bottom w:type="dxa" w:w="60"/>
+              <w:right w:type="dxa" w:w="90"/>
+            </w:tcMar>
+          </w:tcPr>
+          <w:p>
+            <w:pPr>
+              <w:spacing w:after="30"/>
+            </w:pPr>
+            <w:r>
+              <w:rPr>
+                <w:sz w:val="18"/>
+                <w:szCs w:val="18"/>
+              </w:rPr>
+              <w:t xml:space="preserve">CT-SEG-06 (SYS-FN-06)</w:t>
+            </w:r>
+          </w:p>
+        </w:tc>
+        <w:tc>
+          <w:tcPr>
+            <w:tcW w:type="dxa" w:w="4680"/>
+            <w:tcBorders>
+              <w:top w:val="single" w:color="A6A6A6" w:sz="4"/>
+              <w:left w:val="single" w:color="A6A6A6" w:sz="4"/>
+              <w:bottom w:val="single" w:color="A6A6A6" w:sz="4"/>
+              <w:right w:val="single" w:color="A6A6A6" w:sz="4"/>
+            </w:tcBorders>
+            <w:tcMar>
+              <w:top w:type="dxa" w:w="60"/>
+              <w:left w:type="dxa" w:w="90"/>
+              <w:bottom w:type="dxa" w:w="60"/>
+              <w:right w:type="dxa" w:w="90"/>
+            </w:tcMar>
+          </w:tcPr>
+          <w:p>
+            <w:pPr>
+              <w:spacing w:after="30"/>
+            </w:pPr>
+            <w:r>
+              <w:rPr>
+                <w:sz w:val="18"/>
+                <w:szCs w:val="18"/>
+              </w:rPr>
+              <w:t xml:space="preserve">Pendiente: su disparador pertenece a M6 (DM-07; DIS-38)</w:t>
             </w:r>
           </w:p>
         </w:tc>
@@ -10932,11 +12126,11 @@
       <w:pPr>
         <w:pStyle w:val="Heading1"/>
       </w:pPr>
-      <w:bookmarkStart w:name="_Toc16" w:id="16"/>
+      <w:bookmarkStart w:name="_Toc17" w:id="17"/>
       <w:r>
         <w:t xml:space="preserve">3. Conclusiones</w:t>
       </w:r>
-      <w:bookmarkEnd w:id="16"/>
+      <w:bookmarkEnd w:id="17"/>
     </w:p>
     <w:p>
       <w:pPr>
@@ -10944,7 +12138,7 @@
         <w:jc w:val="both"/>
       </w:pPr>
       <w:r>
-        <w:t xml:space="preserve">Los siete criterios de aceptación de D2 del alcance construido se ejecutaron con el método asignado y su resultado consta, como exige la condición 1 de la Definición de Terminado. También se ejecutaron, contra el sistema completo, los criterios de salida de IT-01 e IT-02. Las pruebas de sistema corren en cada cambio dentro de la CI, sobre la misma imagen que se desplegaría, con secretos de un solo uso y un entorno que se destruye al terminar.</w:t>
+        <w:t xml:space="preserve">Los nueve criterios de aceptación de D2 del alcance construido se ejecutaron con el método asignado y su resultado consta, como exige la condición 1 de la Definición de Terminado. También se ejecutaron, contra el sistema completo, los criterios de salida de IT-01 e IT-02. Las pruebas de sistema corren en cada cambio dentro de la CI, sobre la misma imagen que se desplegaría, con secretos de un solo uso y un entorno que se destruye al terminar.</w:t>
       </w:r>
     </w:p>
     <w:p>
@@ -10953,18 +12147,18 @@
         <w:jc w:val="both"/>
       </w:pPr>
       <w:r>
-        <w:t xml:space="preserve">Las pruebas cumplieron su función de control: detectaron y llevaron a corregir cinco defectos que no habrían aparecido en las pruebas unitarias. Entre ellos, una sonda de vitalidad inutilizable por el balanceador y activos sin comprimir que ponían la carga en 3G al borde del umbral. Quedan pendientes las pruebas que dependen de la infraestructura de producción (carga, TLS y cifrado en reposo) y las de SYS-FN-05, 06 y 08.</w:t>
+        <w:t xml:space="preserve">Las pruebas cumplieron su función de control: detectaron y llevaron a corregir cinco defectos que no habrían aparecido en las pruebas unitarias. Entre ellos, una sonda de vitalidad inutilizable por el balanceador y activos sin comprimir que ponían la carga en 3G al borde del umbral. Al crecer, la propia batería puso a prueba el límite de peticiones y obligó a hacer independientes sus escenarios. Quedan pendientes las pruebas que dependen de la infraestructura de producción (carga, TLS y cifrado en reposo) y la de SYS-FN-06, que depende de M6.</w:t>
       </w:r>
     </w:p>
     <w:p>
       <w:pPr>
         <w:pStyle w:val="Heading1"/>
       </w:pPr>
-      <w:bookmarkStart w:name="_Toc17" w:id="17"/>
+      <w:bookmarkStart w:name="_Toc18" w:id="18"/>
       <w:r>
         <w:t xml:space="preserve">4. Referencias normativas y bibliográficas</w:t>
       </w:r>
-      <w:bookmarkEnd w:id="17"/>
+      <w:bookmarkEnd w:id="18"/>
     </w:p>
     <w:p>
       <w:pPr>
@@ -11056,21 +12250,21 @@
       <w:pPr>
         <w:pStyle w:val="Heading1"/>
       </w:pPr>
-      <w:bookmarkStart w:name="_Toc18" w:id="18"/>
+      <w:bookmarkStart w:name="_Toc19" w:id="19"/>
       <w:r>
         <w:t xml:space="preserve">5. Anexos</w:t>
       </w:r>
-      <w:bookmarkEnd w:id="18"/>
+      <w:bookmarkEnd w:id="19"/>
     </w:p>
     <w:p>
       <w:pPr>
         <w:pStyle w:val="Heading2"/>
       </w:pPr>
-      <w:bookmarkStart w:name="_Toc19" w:id="19"/>
+      <w:bookmarkStart w:name="_Toc20" w:id="20"/>
       <w:r>
         <w:t xml:space="preserve">Anexo A — Reportes</w:t>
       </w:r>
-      <w:bookmarkEnd w:id="19"/>
+      <w:bookmarkEnd w:id="20"/>
     </w:p>
     <w:p>
       <w:pPr>
@@ -11105,7 +12299,7 @@
         <w:t xml:space="preserve">docs/evidencia/pruebas/it-02/sistema/junit.xml</w:t>
       </w:r>
       <w:r>
-        <w:t xml:space="preserve"> (13 casos) y </w:t>
+        <w:t xml:space="preserve"> (13 casos), </w:t>
       </w:r>
       <w:r>
         <w:rPr>
@@ -11116,7 +12310,29 @@
         <w:t xml:space="preserve">docs/evidencia/pruebas/it-02/experiencia/sistema-junit.xml</w:t>
       </w:r>
       <w:r>
-        <w:t xml:space="preserve"> (21 casos, con accesibilidad y capturas).</w:t>
+        <w:t xml:space="preserve"> (21 casos, con accesibilidad y capturas), </w:t>
+      </w:r>
+      <w:r>
+        <w:rPr>
+          <w:rFonts w:ascii="Consolas" w:cs="Consolas" w:eastAsia="Consolas" w:hAnsi="Consolas"/>
+          <w:sz w:val="20"/>
+          <w:szCs w:val="20"/>
+        </w:rPr>
+        <w:t xml:space="preserve">docs/evidencia/pruebas/it-02/tramo-b/sistema/junit.xml</w:t>
+      </w:r>
+      <w:r>
+        <w:t xml:space="preserve"> (22) y </w:t>
+      </w:r>
+      <w:r>
+        <w:rPr>
+          <w:rFonts w:ascii="Consolas" w:cs="Consolas" w:eastAsia="Consolas" w:hAnsi="Consolas"/>
+          <w:sz w:val="20"/>
+          <w:szCs w:val="20"/>
+        </w:rPr>
+        <w:t xml:space="preserve">docs/evidencia/pruebas/it-02/tramo-bc/sistema/junit.xml</w:t>
+      </w:r>
+      <w:r>
+        <w:t xml:space="preserve"> (25 casos, los de este informe).</w:t>
       </w:r>
     </w:p>
     <w:p>
@@ -11138,10 +12354,10 @@
           <w:sz w:val="20"/>
           <w:szCs w:val="20"/>
         </w:rPr>
-        <w:t xml:space="preserve">docs/evidencia/pruebas/it-02/backend/junit.xml</w:t>
+        <w:t xml:space="preserve">docs/evidencia/pruebas/it-02/tramo-bc/backend/junit.xml</w:t>
       </w:r>
       <w:r>
-        <w:t xml:space="preserve"> (156 casos de la batería principal, de los cuales 51 son de integración).</w:t>
+        <w:t xml:space="preserve"> (185 casos de la batería principal, de los cuales 60 son de integración).</w:t>
       </w:r>
     </w:p>
     <w:p>
@@ -11163,7 +12379,7 @@
           <w:sz w:val="20"/>
           <w:szCs w:val="20"/>
         </w:rPr>
-        <w:t xml:space="preserve">docs/evidencia/pruebas/it-02/sistema/servicios.log</w:t>
+        <w:t xml:space="preserve">docs/evidencia/pruebas/it-02/tramo-bc/sistema/servicios.log</w:t>
       </w:r>
       <w:r>
         <w:t xml:space="preserve">. Contiene solo método, ruta declarada, estado y duración, sin datos personales (V-03).</w:t>

--- a/docs/informes/Informe4a_Pruebas_de_Sistema_AbasteceNi_v1.0.docx
+++ b/docs/informes/Informe4a_Pruebas_de_Sistema_AbasteceNi_v1.0.docx
@@ -11529,6 +11529,110 @@
           </w:p>
         </w:tc>
       </w:tr>
+      <w:tr>
+        <w:tc>
+          <w:tcPr>
+            <w:tcW w:type="dxa" w:w="3369"/>
+            <w:tcBorders>
+              <w:top w:val="single" w:color="A6A6A6" w:sz="4"/>
+              <w:left w:val="single" w:color="A6A6A6" w:sz="4"/>
+              <w:bottom w:val="single" w:color="A6A6A6" w:sz="4"/>
+              <w:right w:val="single" w:color="A6A6A6" w:sz="4"/>
+            </w:tcBorders>
+            <w:tcMar>
+              <w:top w:type="dxa" w:w="60"/>
+              <w:left w:type="dxa" w:w="90"/>
+              <w:bottom w:type="dxa" w:w="60"/>
+              <w:right w:type="dxa" w:w="90"/>
+            </w:tcMar>
+          </w:tcPr>
+          <w:p>
+            <w:pPr>
+              <w:spacing w:after="30"/>
+            </w:pPr>
+            <w:r>
+              <w:rPr>
+                <w:sz w:val="18"/>
+                <w:szCs w:val="18"/>
+              </w:rPr>
+              <w:t xml:space="preserve">La traza de peticiones registraba el estado previo al filtro de errores: ninguna respuesta 4xx constaba como tal</w:t>
+            </w:r>
+          </w:p>
+        </w:tc>
+        <w:tc>
+          <w:tcPr>
+            <w:tcW w:type="dxa" w:w="2808"/>
+            <w:tcBorders>
+              <w:top w:val="single" w:color="A6A6A6" w:sz="4"/>
+              <w:left w:val="single" w:color="A6A6A6" w:sz="4"/>
+              <w:bottom w:val="single" w:color="A6A6A6" w:sz="4"/>
+              <w:right w:val="single" w:color="A6A6A6" w:sz="4"/>
+            </w:tcBorders>
+            <w:tcMar>
+              <w:top w:type="dxa" w:w="60"/>
+              <w:left w:type="dxa" w:w="90"/>
+              <w:bottom w:type="dxa" w:w="60"/>
+              <w:right w:type="dxa" w:w="90"/>
+            </w:tcMar>
+          </w:tcPr>
+          <w:p>
+            <w:pPr>
+              <w:spacing w:after="30"/>
+            </w:pPr>
+            <w:r>
+              <w:rPr>
+                <w:sz w:val="18"/>
+                <w:szCs w:val="18"/>
+              </w:rPr>
+              <w:t xml:space="preserve">Revisión del registro de servicios de la ejecución 39357713301, al preparar este informe</w:t>
+            </w:r>
+          </w:p>
+        </w:tc>
+        <w:tc>
+          <w:tcPr>
+            <w:tcW w:type="dxa" w:w="3183"/>
+            <w:tcBorders>
+              <w:top w:val="single" w:color="A6A6A6" w:sz="4"/>
+              <w:left w:val="single" w:color="A6A6A6" w:sz="4"/>
+              <w:bottom w:val="single" w:color="A6A6A6" w:sz="4"/>
+              <w:right w:val="single" w:color="A6A6A6" w:sz="4"/>
+            </w:tcBorders>
+            <w:tcMar>
+              <w:top w:type="dxa" w:w="60"/>
+              <w:left w:type="dxa" w:w="90"/>
+              <w:bottom w:type="dxa" w:w="60"/>
+              <w:right w:type="dxa" w:w="90"/>
+            </w:tcMar>
+          </w:tcPr>
+          <w:p>
+            <w:pPr>
+              <w:spacing w:after="30"/>
+            </w:pPr>
+            <w:r>
+              <w:rPr>
+                <w:sz w:val="18"/>
+                <w:szCs w:val="18"/>
+              </w:rPr>
+              <w:t xml:space="preserve">Estado leído al terminar la respuesta (</w:t>
+            </w:r>
+            <w:r>
+              <w:rPr>
+                <w:rFonts w:ascii="Consolas" w:cs="Consolas" w:eastAsia="Consolas" w:hAnsi="Consolas"/>
+                <w:sz w:val="18"/>
+                <w:szCs w:val="18"/>
+              </w:rPr>
+              <w:t xml:space="preserve">2d77994</w:t>
+            </w:r>
+            <w:r>
+              <w:rPr>
+                <w:sz w:val="18"/>
+                <w:szCs w:val="18"/>
+              </w:rPr>
+              <w:t xml:space="preserve">), con prueba unitaria; los rechazos de los guards, que no llegan a la traza, quedan en DIS-40</w:t>
+            </w:r>
+          </w:p>
+        </w:tc>
+      </w:tr>
     </w:tbl>
     <w:p>
       <w:pPr>
@@ -12147,7 +12251,7 @@
         <w:jc w:val="both"/>
       </w:pPr>
       <w:r>
-        <w:t xml:space="preserve">Las pruebas cumplieron su función de control: detectaron y llevaron a corregir cinco defectos que no habrían aparecido en las pruebas unitarias. Entre ellos, una sonda de vitalidad inutilizable por el balanceador y activos sin comprimir que ponían la carga en 3G al borde del umbral. Al crecer, la propia batería puso a prueba el límite de peticiones y obligó a hacer independientes sus escenarios. Quedan pendientes las pruebas que dependen de la infraestructura de producción (carga, TLS y cifrado en reposo) y la de SYS-FN-06, que depende de M6.</w:t>
+        <w:t xml:space="preserve">Las pruebas cumplieron su función de control: detectaron y llevaron a corregir seis defectos que no habrían aparecido en las pruebas unitarias. Entre ellos, una sonda de vitalidad inutilizable por el balanceador y activos sin comprimir que ponían la carga en 3G al borde del umbral. Al crecer, la propia batería puso a prueba el límite de peticiones y obligó a hacer independientes sus escenarios. Quedan pendientes las pruebas que dependen de la infraestructura de producción (carga, TLS y cifrado en reposo) y la de SYS-FN-06, que depende de M6.</w:t>
       </w:r>
     </w:p>
     <w:p>
@@ -12382,7 +12486,18 @@
         <w:t xml:space="preserve">docs/evidencia/pruebas/it-02/tramo-bc/sistema/servicios.log</w:t>
       </w:r>
       <w:r>
-        <w:t xml:space="preserve">. Contiene solo método, ruta declarada, estado y duración, sin datos personales (V-03).</w:t>
+        <w:t xml:space="preserve">, anterior a la corrección </w:t>
+      </w:r>
+      <w:r>
+        <w:rPr>
+          <w:rFonts w:ascii="Consolas" w:cs="Consolas" w:eastAsia="Consolas" w:hAnsi="Consolas"/>
+          <w:sz w:val="20"/>
+          <w:szCs w:val="20"/>
+        </w:rPr>
+        <w:t xml:space="preserve">2d77994</w:t>
+      </w:r>
+      <w:r>
+        <w:t xml:space="preserve"> (sus estados de error constan como 200 o 201). Contiene solo método, ruta declarada, estado y duración, sin datos personales (V-03).</w:t>
       </w:r>
     </w:p>
     <w:sectPr>
